--- a/overview.docx
+++ b/overview.docx
@@ -20,6 +20,10 @@
     <w:p>
       <w:pPr>
         <w:pStyle w:val="Heading1"/>
+        <w:numPr>
+          <w:ilvl w:val="0"/>
+          <w:numId w:val="1"/>
+        </w:numPr>
         <w:ind w:hanging="0" w:start="0"/>
         <w:rPr>
           <w:rFonts w:ascii="Liberation Serif" w:hAnsi="Liberation Serif"/>
@@ -40,15 +44,47 @@
         </w:rPr>
       </w:pPr>
       <w:r>
+        <w:rPr/>
+        <w:t>This document summaries, the design, implementation and recommendations for future work for the clause extractor home assignment.</w:t>
+      </w:r>
+    </w:p>
+    <w:p>
+      <w:pPr>
+        <w:pStyle w:val="Heading1"/>
+        <w:numPr>
+          <w:ilvl w:val="0"/>
+          <w:numId w:val="1"/>
+        </w:numPr>
+        <w:ind w:hanging="0" w:start="0"/>
         <w:rPr>
           <w:rFonts w:ascii="Liberation Serif" w:hAnsi="Liberation Serif"/>
         </w:rPr>
-        <w:t>This document summaries, the design, implementation and recommendations for future work for the clause extractor home assignment.</w:t>
+      </w:pPr>
+      <w:r>
+        <w:rPr>
+          <w:rFonts w:ascii="Liberation Serif" w:hAnsi="Liberation Serif"/>
+        </w:rPr>
+        <w:t>Architecture</w:t>
+      </w:r>
+    </w:p>
+    <w:p>
+      <w:pPr>
+        <w:pStyle w:val="BodyText"/>
+        <w:rPr>
+          <w:rFonts w:ascii="Liberation Serif" w:hAnsi="Liberation Serif"/>
+        </w:rPr>
+      </w:pPr>
+      <w:r>
+        <w:rPr/>
       </w:r>
     </w:p>
     <w:p>
       <w:pPr>
         <w:pStyle w:val="Heading1"/>
+        <w:numPr>
+          <w:ilvl w:val="0"/>
+          <w:numId w:val="1"/>
+        </w:numPr>
         <w:ind w:hanging="0" w:start="0"/>
         <w:rPr>
           <w:rFonts w:ascii="Liberation Serif" w:hAnsi="Liberation Serif"/>
@@ -63,41 +99,41 @@
     </w:p>
     <w:p>
       <w:pPr>
+        <w:pStyle w:val="Heading1"/>
+        <w:numPr>
+          <w:ilvl w:val="0"/>
+          <w:numId w:val="1"/>
+        </w:numPr>
+        <w:ind w:hanging="0" w:start="0"/>
+        <w:rPr>
+          <w:rFonts w:ascii="Liberation Serif" w:hAnsi="Liberation Serif"/>
+        </w:rPr>
+      </w:pPr>
+      <w:r>
+        <w:rPr/>
+      </w:r>
+    </w:p>
+    <w:p>
+      <w:pPr>
         <w:pStyle w:val="BodyText"/>
         <w:rPr>
           <w:rFonts w:ascii="Liberation Serif" w:hAnsi="Liberation Serif"/>
         </w:rPr>
       </w:pPr>
       <w:r>
-        <w:rPr>
-          <w:rFonts w:ascii="Liberation Serif" w:hAnsi="Liberation Serif"/>
-        </w:rPr>
-      </w:r>
-    </w:p>
-    <w:p>
-      <w:pPr>
-        <w:pStyle w:val="Heading1"/>
-        <w:ind w:hanging="0" w:start="0"/>
-        <w:rPr>
-          <w:rFonts w:ascii="Liberation Serif" w:hAnsi="Liberation Serif"/>
-        </w:rPr>
-      </w:pPr>
-      <w:r>
-        <w:rPr>
-          <w:rFonts w:ascii="Liberation Serif" w:hAnsi="Liberation Serif"/>
-        </w:rPr>
+        <w:rPr/>
         <mc:AlternateContent>
           <mc:Choice Requires="wpg">
             <w:drawing>
-              <wp:anchor distT="0" distB="0" distL="0" distR="0" simplePos="0" relativeHeight="3" behindDoc="0" locked="0" layoutInCell="0" allowOverlap="1">
+              <wp:anchor distT="635" distB="0" distL="635" distR="0" simplePos="0" relativeHeight="3" behindDoc="0" locked="0" layoutInCell="0" allowOverlap="1">
                 <wp:simplePos x="0" y="0"/>
                 <wp:positionH relativeFrom="column">
-                  <wp:posOffset>4246880</wp:posOffset>
+                  <wp:posOffset>-77470</wp:posOffset>
                 </wp:positionH>
                 <wp:positionV relativeFrom="paragraph">
-                  <wp:posOffset>313690</wp:posOffset>
+                  <wp:posOffset>38735</wp:posOffset>
                 </wp:positionV>
-                <wp:extent cx="7129780" cy="2655570"/>
+                <wp:extent cx="7128510" cy="2654300"/>
                 <wp:effectExtent l="1270" t="635" r="0" b="635"/>
                 <wp:wrapThrough wrapText="largest">
                   <wp:wrapPolygon edited="0">
@@ -108,7 +144,7 @@
                     <wp:lineTo x="0" y="0"/>
                   </wp:wrapPolygon>
                 </wp:wrapThrough>
-                <wp:docPr id="1" name="Group object 2"/>
+                <wp:docPr id="1" name="Group object 1"/>
                 <a:graphic xmlns:a="http://schemas.openxmlformats.org/drawingml/2006/main">
                   <a:graphicData uri="http://schemas.microsoft.com/office/word/2010/wordprocessingGroup">
                     <wpg:wgp>
@@ -116,9 +152,9 @@
                       <wpg:grpSpPr>
                         <a:xfrm>
                           <a:off x="0" y="0"/>
-                          <a:ext cx="7129800" cy="2655720"/>
+                          <a:ext cx="7128360" cy="2654280"/>
                           <a:chOff x="0" y="0"/>
-                          <a:chExt cx="7129800" cy="2655720"/>
+                          <a:chExt cx="7128360" cy="2654280"/>
                         </a:xfrm>
                       </wpg:grpSpPr>
                       <wps:wsp>
@@ -127,7 +163,7 @@
                         <wps:spPr>
                           <a:xfrm>
                             <a:off x="0" y="931680"/>
-                            <a:ext cx="1279440" cy="731520"/>
+                            <a:ext cx="1278360" cy="730080"/>
                           </a:xfrm>
                           <a:prstGeom prst="rect">
                             <a:avLst/>
@@ -159,15 +195,16 @@
                           <w:txbxContent>
                             <w:p>
                               <w:pPr>
+                                <w:pStyle w:val="Normal"/>
                                 <w:overflowPunct w:val="false"/>
-                                <w:spacing w:before="0" w:after="0" w:lineRule="auto" w:line="240"/>
-                                <w:ind w:start="0" w:end="0" w:hanging="0"/>
+                                <w:spacing w:lineRule="auto" w:line="240" w:before="0" w:after="0"/>
+                                <w:ind w:hanging="0" w:start="0" w:end="0"/>
                                 <w:jc w:val="center"/>
                                 <w:rPr/>
                               </w:pPr>
                               <w:r>
                                 <w:rPr>
-                                  <w:rFonts w:ascii="Liberation Sans" w:hAnsi="Liberation Sans" w:eastAsia="Microsoft YaHei" w:cs="Arial"/>
+                                  <w:rFonts w:eastAsia="Microsoft YaHei" w:cs="Arial" w:ascii="Liberation Sans" w:hAnsi="Liberation Sans"/>
                                   <w:b w:val="false"/>
                                   <w:bCs w:val="false"/>
                                   <w:i w:val="false"/>
@@ -202,7 +239,7 @@
                         <wps:spPr>
                           <a:xfrm>
                             <a:off x="1372320" y="1206000"/>
-                            <a:ext cx="638640" cy="182880"/>
+                            <a:ext cx="637560" cy="181440"/>
                           </a:xfrm>
                           <a:prstGeom prst="rightArrow">
                             <a:avLst>
@@ -231,7 +268,7 @@
                         <wps:spPr>
                           <a:xfrm>
                             <a:off x="2093040" y="931680"/>
-                            <a:ext cx="1280160" cy="731520"/>
+                            <a:ext cx="1278720" cy="730080"/>
                           </a:xfrm>
                           <a:prstGeom prst="rect">
                             <a:avLst/>
@@ -263,15 +300,16 @@
                           <w:txbxContent>
                             <w:p>
                               <w:pPr>
+                                <w:pStyle w:val="Normal"/>
                                 <w:overflowPunct w:val="false"/>
-                                <w:spacing w:before="0" w:after="0" w:lineRule="auto" w:line="240"/>
-                                <w:ind w:start="0" w:end="0" w:hanging="0"/>
+                                <w:spacing w:lineRule="auto" w:line="240" w:before="0" w:after="0"/>
+                                <w:ind w:hanging="0" w:start="0" w:end="0"/>
                                 <w:jc w:val="center"/>
                                 <w:rPr/>
                               </w:pPr>
                               <w:r>
                                 <w:rPr>
-                                  <w:rFonts w:ascii="Liberation Sans" w:hAnsi="Liberation Sans" w:eastAsia="Microsoft YaHei" w:cs="Arial"/>
+                                  <w:rFonts w:eastAsia="Microsoft YaHei" w:cs="Arial" w:ascii="Liberation Sans" w:hAnsi="Liberation Sans"/>
                                   <w:b w:val="false"/>
                                   <w:bCs w:val="false"/>
                                   <w:i w:val="false"/>
@@ -296,15 +334,16 @@
                             </w:p>
                             <w:p>
                               <w:pPr>
+                                <w:pStyle w:val="Normal"/>
                                 <w:overflowPunct w:val="false"/>
-                                <w:spacing w:before="0" w:after="0" w:lineRule="auto" w:line="240"/>
-                                <w:ind w:start="0" w:end="0" w:hanging="0"/>
+                                <w:spacing w:lineRule="auto" w:line="240" w:before="0" w:after="0"/>
+                                <w:ind w:hanging="0" w:start="0" w:end="0"/>
                                 <w:jc w:val="center"/>
                                 <w:rPr/>
                               </w:pPr>
                               <w:r>
                                 <w:rPr>
-                                  <w:rFonts w:ascii="Liberation Sans" w:hAnsi="Liberation Sans" w:eastAsia="Microsoft YaHei" w:cs="Arial"/>
+                                  <w:rFonts w:eastAsia="Microsoft YaHei" w:cs="Arial" w:ascii="Liberation Sans" w:hAnsi="Liberation Sans"/>
                                   <w:b w:val="false"/>
                                   <w:bCs w:val="false"/>
                                   <w:i w:val="false"/>
@@ -339,7 +378,7 @@
                         <wps:spPr>
                           <a:xfrm>
                             <a:off x="4204800" y="931680"/>
-                            <a:ext cx="1279440" cy="731520"/>
+                            <a:ext cx="1278360" cy="730080"/>
                           </a:xfrm>
                           <a:prstGeom prst="rect">
                             <a:avLst/>
@@ -371,15 +410,16 @@
                           <w:txbxContent>
                             <w:p>
                               <w:pPr>
+                                <w:pStyle w:val="Normal"/>
                                 <w:overflowPunct w:val="false"/>
-                                <w:spacing w:before="0" w:after="0" w:lineRule="auto" w:line="240"/>
-                                <w:ind w:start="0" w:end="0" w:hanging="0"/>
+                                <w:spacing w:lineRule="auto" w:line="240" w:before="0" w:after="0"/>
+                                <w:ind w:hanging="0" w:start="0" w:end="0"/>
                                 <w:jc w:val="center"/>
                                 <w:rPr/>
                               </w:pPr>
                               <w:r>
                                 <w:rPr>
-                                  <w:rFonts w:ascii="Liberation Sans" w:hAnsi="Liberation Sans" w:eastAsia="Microsoft YaHei" w:cs="Arial"/>
+                                  <w:rFonts w:eastAsia="Microsoft YaHei" w:cs="Arial" w:ascii="Liberation Sans" w:hAnsi="Liberation Sans"/>
                                   <w:b w:val="false"/>
                                   <w:bCs w:val="false"/>
                                   <w:i w:val="false"/>
@@ -404,15 +444,16 @@
                             </w:p>
                             <w:p>
                               <w:pPr>
+                                <w:pStyle w:val="Normal"/>
                                 <w:overflowPunct w:val="false"/>
-                                <w:spacing w:before="0" w:after="0" w:lineRule="auto" w:line="240"/>
-                                <w:ind w:start="0" w:end="0" w:hanging="0"/>
+                                <w:spacing w:lineRule="auto" w:line="240" w:before="0" w:after="0"/>
+                                <w:ind w:hanging="0" w:start="0" w:end="0"/>
                                 <w:jc w:val="center"/>
                                 <w:rPr/>
                               </w:pPr>
                               <w:r>
                                 <w:rPr>
-                                  <w:rFonts w:ascii="Liberation Sans" w:hAnsi="Liberation Sans" w:eastAsia="Microsoft YaHei" w:cs="Arial"/>
+                                  <w:rFonts w:eastAsia="Microsoft YaHei" w:cs="Arial" w:ascii="Liberation Sans" w:hAnsi="Liberation Sans"/>
                                   <w:b w:val="false"/>
                                   <w:bCs w:val="false"/>
                                   <w:i w:val="false"/>
@@ -447,7 +488,7 @@
                         <wps:spPr>
                           <a:xfrm>
                             <a:off x="1373040" y="1206000"/>
-                            <a:ext cx="638640" cy="182880"/>
+                            <a:ext cx="637560" cy="181440"/>
                           </a:xfrm>
                           <a:prstGeom prst="rightArrow">
                             <a:avLst>
@@ -476,7 +517,7 @@
                         <wps:spPr>
                           <a:xfrm>
                             <a:off x="3473280" y="1206000"/>
-                            <a:ext cx="638640" cy="182880"/>
+                            <a:ext cx="637560" cy="181440"/>
                           </a:xfrm>
                           <a:prstGeom prst="rightArrow">
                             <a:avLst>
@@ -505,7 +546,7 @@
                         <wps:spPr>
                           <a:xfrm>
                             <a:off x="5850360" y="0"/>
-                            <a:ext cx="1279440" cy="731520"/>
+                            <a:ext cx="1278360" cy="730080"/>
                           </a:xfrm>
                           <a:prstGeom prst="rect">
                             <a:avLst/>
@@ -537,15 +578,16 @@
                           <w:txbxContent>
                             <w:p>
                               <w:pPr>
+                                <w:pStyle w:val="Normal"/>
                                 <w:overflowPunct w:val="false"/>
-                                <w:spacing w:before="0" w:after="0" w:lineRule="auto" w:line="240"/>
-                                <w:ind w:start="0" w:end="0" w:hanging="0"/>
+                                <w:spacing w:lineRule="auto" w:line="240" w:before="0" w:after="0"/>
+                                <w:ind w:hanging="0" w:start="0" w:end="0"/>
                                 <w:jc w:val="center"/>
                                 <w:rPr/>
                               </w:pPr>
                               <w:r>
                                 <w:rPr>
-                                  <w:rFonts w:ascii="Liberation Sans" w:hAnsi="Liberation Sans" w:eastAsia="Microsoft YaHei" w:cs="Arial"/>
+                                  <w:rFonts w:eastAsia="Microsoft YaHei" w:cs="Arial" w:ascii="Liberation Sans" w:hAnsi="Liberation Sans"/>
                                   <w:b w:val="false"/>
                                   <w:bCs w:val="false"/>
                                   <w:i w:val="false"/>
@@ -570,15 +612,16 @@
                             </w:p>
                             <w:p>
                               <w:pPr>
+                                <w:pStyle w:val="Normal"/>
                                 <w:overflowPunct w:val="false"/>
-                                <w:spacing w:before="0" w:after="0" w:lineRule="auto" w:line="240"/>
-                                <w:ind w:start="0" w:end="0" w:hanging="0"/>
+                                <w:spacing w:lineRule="auto" w:line="240" w:before="0" w:after="0"/>
+                                <w:ind w:hanging="0" w:start="0" w:end="0"/>
                                 <w:jc w:val="center"/>
                                 <w:rPr/>
                               </w:pPr>
                               <w:r>
                                 <w:rPr>
-                                  <w:rFonts w:ascii="Liberation Sans" w:hAnsi="Liberation Sans" w:eastAsia="Microsoft YaHei" w:cs="Arial"/>
+                                  <w:rFonts w:eastAsia="Microsoft YaHei" w:cs="Arial" w:ascii="Liberation Sans" w:hAnsi="Liberation Sans"/>
                                   <w:b w:val="false"/>
                                   <w:bCs w:val="false"/>
                                   <w:i w:val="false"/>
@@ -603,34 +646,15 @@
                             </w:p>
                             <w:p>
                               <w:pPr>
+                                <w:pStyle w:val="Normal"/>
                                 <w:overflowPunct w:val="false"/>
-                                <w:spacing w:before="0" w:after="0" w:lineRule="auto" w:line="240"/>
-                                <w:ind w:start="0" w:end="0" w:hanging="0"/>
+                                <w:spacing w:lineRule="auto" w:line="240" w:before="0" w:after="0"/>
+                                <w:ind w:hanging="0" w:start="0" w:end="0"/>
                                 <w:jc w:val="center"/>
                                 <w:rPr/>
                               </w:pPr>
                               <w:r>
-                                <w:rPr>
-                                  <w:rFonts w:ascii="Liberation Sans" w:hAnsi="Liberation Sans" w:eastAsia="Microsoft YaHei" w:cs="Arial"/>
-                                  <w:b w:val="false"/>
-                                  <w:bCs w:val="false"/>
-                                  <w:i w:val="false"/>
-                                  <w:iCs w:val="false"/>
-                                  <w:caps w:val="false"/>
-                                  <w:smallCaps w:val="false"/>
-                                  <w:strike w:val="false"/>
-                                  <w:dstrike w:val="false"/>
-                                  <w:outline w:val="false"/>
-                                  <w:shadow w:val="false"/>
-                                  <w:emboss w:val="false"/>
-                                  <w:imprint w:val="false"/>
-                                  <w:color w:val="auto"/>
-                                  <w:kern w:val="2"/>
-                                  <w:sz w:val="28"/>
-                                  <w:szCs w:val="28"/>
-                                  <w:u w:val="none"/>
-                                  <w:em w:val="none"/>
-                                </w:rPr>
+                                <w:rPr/>
                               </w:r>
                             </w:p>
                           </w:txbxContent>
@@ -645,7 +669,7 @@
                         <wps:spPr>
                           <a:xfrm>
                             <a:off x="6012720" y="1828080"/>
-                            <a:ext cx="934200" cy="827280"/>
+                            <a:ext cx="932760" cy="826200"/>
                           </a:xfrm>
                           <a:prstGeom prst="can">
                             <a:avLst>
@@ -679,15 +703,16 @@
                           <w:txbxContent>
                             <w:p>
                               <w:pPr>
+                                <w:pStyle w:val="Normal"/>
                                 <w:overflowPunct w:val="false"/>
-                                <w:spacing w:before="0" w:after="0" w:lineRule="auto" w:line="240"/>
-                                <w:ind w:start="0" w:end="0" w:hanging="0"/>
+                                <w:spacing w:lineRule="auto" w:line="240" w:before="0" w:after="0"/>
+                                <w:ind w:hanging="0" w:start="0" w:end="0"/>
                                 <w:jc w:val="center"/>
                                 <w:rPr/>
                               </w:pPr>
                               <w:r>
                                 <w:rPr>
-                                  <w:rFonts w:ascii="Liberation Sans" w:hAnsi="Liberation Sans" w:eastAsia="Microsoft YaHei" w:cs="Arial"/>
+                                  <w:rFonts w:eastAsia="Microsoft YaHei" w:cs="Arial" w:ascii="Liberation Sans" w:hAnsi="Liberation Sans"/>
                                   <w:b w:val="false"/>
                                   <w:bCs w:val="false"/>
                                   <w:i w:val="false"/>
@@ -712,15 +737,16 @@
                             </w:p>
                             <w:p>
                               <w:pPr>
+                                <w:pStyle w:val="Normal"/>
                                 <w:overflowPunct w:val="false"/>
-                                <w:spacing w:before="0" w:after="0" w:lineRule="auto" w:line="240"/>
-                                <w:ind w:start="0" w:end="0" w:hanging="0"/>
+                                <w:spacing w:lineRule="auto" w:line="240" w:before="0" w:after="0"/>
+                                <w:ind w:hanging="0" w:start="0" w:end="0"/>
                                 <w:jc w:val="center"/>
                                 <w:rPr/>
                               </w:pPr>
                               <w:r>
                                 <w:rPr>
-                                  <w:rFonts w:ascii="Liberation Sans" w:hAnsi="Liberation Sans" w:eastAsia="Microsoft YaHei" w:cs="Arial"/>
+                                  <w:rFonts w:eastAsia="Microsoft YaHei" w:cs="Arial" w:ascii="Liberation Sans" w:hAnsi="Liberation Sans"/>
                                   <w:b w:val="false"/>
                                   <w:bCs w:val="false"/>
                                   <w:i w:val="false"/>
@@ -754,8 +780,8 @@
                         <wps:cNvSpPr/>
                         <wps:spPr>
                           <a:xfrm rot="19902000">
-                            <a:off x="5229720" y="547920"/>
-                            <a:ext cx="638640" cy="182880"/>
+                            <a:off x="5229000" y="547560"/>
+                            <a:ext cx="637560" cy="181440"/>
                           </a:xfrm>
                           <a:prstGeom prst="rightArrow">
                             <a:avLst>
@@ -784,7 +810,7 @@
                         <wps:spPr>
                           <a:xfrm rot="1522200">
                             <a:off x="5349600" y="1856880"/>
-                            <a:ext cx="638640" cy="182160"/>
+                            <a:ext cx="637560" cy="181080"/>
                           </a:xfrm>
                           <a:prstGeom prst="rightArrow">
                             <a:avLst>
@@ -808,11 +834,12 @@
                         <wps:bodyPr/>
                       </wps:wsp>
                       <wps:wsp>
-                        <wps:cNvSpPr txBox="1"/>
+                        <wps:cNvPr id="12" name=""/>
+                        <wps:cNvSpPr/>
                         <wps:spPr>
                           <a:xfrm>
                             <a:off x="4974480" y="362520"/>
-                            <a:ext cx="640080" cy="236880"/>
+                            <a:ext cx="638640" cy="235440"/>
                           </a:xfrm>
                           <a:prstGeom prst="rect">
                             <a:avLst/>
@@ -822,18 +849,25 @@
                             <a:noFill/>
                           </a:ln>
                         </wps:spPr>
+                        <wps:style>
+                          <a:lnRef idx="0"/>
+                          <a:fillRef idx="0"/>
+                          <a:effectRef idx="0"/>
+                          <a:fontRef idx="minor"/>
+                        </wps:style>
                         <wps:txbx>
                           <w:txbxContent>
                             <w:p>
                               <w:pPr>
+                                <w:pStyle w:val="Normal"/>
                                 <w:overflowPunct w:val="false"/>
-                                <w:spacing w:before="0" w:after="0" w:lineRule="auto" w:line="240"/>
-                                <w:ind w:start="0" w:end="0" w:hanging="0"/>
+                                <w:spacing w:lineRule="auto" w:line="240" w:before="0" w:after="0"/>
+                                <w:ind w:hanging="0" w:start="0" w:end="0"/>
                                 <w:rPr/>
                               </w:pPr>
                               <w:r>
                                 <w:rPr>
-                                  <w:rFonts w:ascii="Liberation Sans" w:hAnsi="Liberation Sans" w:eastAsia="Microsoft YaHei" w:cs="Arial"/>
+                                  <w:rFonts w:eastAsia="Microsoft YaHei" w:cs="Arial" w:ascii="Liberation Sans" w:hAnsi="Liberation Sans"/>
                                   <w:b w:val="false"/>
                                   <w:bCs w:val="false"/>
                                   <w:i w:val="false"/>
@@ -858,16 +892,17 @@
                             </w:p>
                           </w:txbxContent>
                         </wps:txbx>
-                        <wps:bodyPr wrap="square" lIns="90000" tIns="45000" rIns="90000" bIns="45000" anchor="t">
+                        <wps:bodyPr lIns="90000" tIns="45000" rIns="90000" bIns="45000" anchor="t">
                           <a:noAutofit/>
                         </wps:bodyPr>
                       </wps:wsp>
                       <wps:wsp>
-                        <wps:cNvSpPr txBox="1"/>
+                        <wps:cNvPr id="13" name=""/>
+                        <wps:cNvSpPr/>
                         <wps:spPr>
                           <a:xfrm>
                             <a:off x="5320800" y="2007720"/>
-                            <a:ext cx="435600" cy="236880"/>
+                            <a:ext cx="434520" cy="235440"/>
                           </a:xfrm>
                           <a:prstGeom prst="rect">
                             <a:avLst/>
@@ -877,18 +912,25 @@
                             <a:noFill/>
                           </a:ln>
                         </wps:spPr>
+                        <wps:style>
+                          <a:lnRef idx="0"/>
+                          <a:fillRef idx="0"/>
+                          <a:effectRef idx="0"/>
+                          <a:fontRef idx="minor"/>
+                        </wps:style>
                         <wps:txbx>
                           <w:txbxContent>
                             <w:p>
                               <w:pPr>
+                                <w:pStyle w:val="Normal"/>
                                 <w:overflowPunct w:val="false"/>
-                                <w:spacing w:before="0" w:after="0" w:lineRule="auto" w:line="240"/>
-                                <w:ind w:start="0" w:end="0" w:hanging="0"/>
+                                <w:spacing w:lineRule="auto" w:line="240" w:before="0" w:after="0"/>
+                                <w:ind w:hanging="0" w:start="0" w:end="0"/>
                                 <w:rPr/>
                               </w:pPr>
                               <w:r>
                                 <w:rPr>
-                                  <w:rFonts w:ascii="Liberation Sans" w:hAnsi="Liberation Sans" w:eastAsia="Microsoft YaHei" w:cs="Arial"/>
+                                  <w:rFonts w:eastAsia="Microsoft YaHei" w:cs="Arial" w:ascii="Liberation Sans" w:hAnsi="Liberation Sans"/>
                                   <w:b w:val="false"/>
                                   <w:bCs w:val="false"/>
                                   <w:i w:val="false"/>
@@ -913,16 +955,17 @@
                             </w:p>
                           </w:txbxContent>
                         </wps:txbx>
-                        <wps:bodyPr wrap="square" lIns="90000" tIns="45000" rIns="90000" bIns="45000" anchor="t">
+                        <wps:bodyPr lIns="90000" tIns="45000" rIns="90000" bIns="45000" anchor="t">
                           <a:noAutofit/>
                         </wps:bodyPr>
                       </wps:wsp>
                       <wps:wsp>
-                        <wps:cNvSpPr txBox="1"/>
+                        <wps:cNvPr id="14" name=""/>
+                        <wps:cNvSpPr/>
                         <wps:spPr>
                           <a:xfrm>
                             <a:off x="3512160" y="914400"/>
-                            <a:ext cx="751320" cy="236880"/>
+                            <a:ext cx="749880" cy="235440"/>
                           </a:xfrm>
                           <a:prstGeom prst="rect">
                             <a:avLst/>
@@ -932,18 +975,25 @@
                             <a:noFill/>
                           </a:ln>
                         </wps:spPr>
+                        <wps:style>
+                          <a:lnRef idx="0"/>
+                          <a:fillRef idx="0"/>
+                          <a:effectRef idx="0"/>
+                          <a:fontRef idx="minor"/>
+                        </wps:style>
                         <wps:txbx>
                           <w:txbxContent>
                             <w:p>
                               <w:pPr>
+                                <w:pStyle w:val="Normal"/>
                                 <w:overflowPunct w:val="false"/>
-                                <w:spacing w:before="0" w:after="0" w:lineRule="auto" w:line="240"/>
-                                <w:ind w:start="0" w:end="0" w:hanging="0"/>
+                                <w:spacing w:lineRule="auto" w:line="240" w:before="0" w:after="0"/>
+                                <w:ind w:hanging="0" w:start="0" w:end="0"/>
                                 <w:rPr/>
                               </w:pPr>
                               <w:r>
                                 <w:rPr>
-                                  <w:rFonts w:ascii="Liberation Sans" w:hAnsi="Liberation Sans" w:eastAsia="Microsoft YaHei" w:cs="Arial"/>
+                                  <w:rFonts w:eastAsia="Microsoft YaHei" w:cs="Arial" w:ascii="Liberation Sans" w:hAnsi="Liberation Sans"/>
                                   <w:b w:val="false"/>
                                   <w:bCs w:val="false"/>
                                   <w:i w:val="false"/>
@@ -968,16 +1018,17 @@
                             </w:p>
                           </w:txbxContent>
                         </wps:txbx>
-                        <wps:bodyPr wrap="square" lIns="90000" tIns="45000" rIns="90000" bIns="45000" anchor="t">
+                        <wps:bodyPr lIns="90000" tIns="45000" rIns="90000" bIns="45000" anchor="t">
                           <a:noAutofit/>
                         </wps:bodyPr>
                       </wps:wsp>
                       <wps:wsp>
-                        <wps:cNvSpPr txBox="1"/>
+                        <wps:cNvPr id="15" name=""/>
+                        <wps:cNvSpPr/>
                         <wps:spPr>
                           <a:xfrm>
                             <a:off x="1413360" y="914400"/>
-                            <a:ext cx="513000" cy="236880"/>
+                            <a:ext cx="511920" cy="235440"/>
                           </a:xfrm>
                           <a:prstGeom prst="rect">
                             <a:avLst/>
@@ -987,18 +1038,25 @@
                             <a:noFill/>
                           </a:ln>
                         </wps:spPr>
+                        <wps:style>
+                          <a:lnRef idx="0"/>
+                          <a:fillRef idx="0"/>
+                          <a:effectRef idx="0"/>
+                          <a:fontRef idx="minor"/>
+                        </wps:style>
                         <wps:txbx>
                           <w:txbxContent>
                             <w:p>
                               <w:pPr>
+                                <w:pStyle w:val="Normal"/>
                                 <w:overflowPunct w:val="false"/>
-                                <w:spacing w:before="0" w:after="0" w:lineRule="auto" w:line="240"/>
-                                <w:ind w:start="0" w:end="0" w:hanging="0"/>
+                                <w:spacing w:lineRule="auto" w:line="240" w:before="0" w:after="0"/>
+                                <w:ind w:hanging="0" w:start="0" w:end="0"/>
                                 <w:rPr/>
                               </w:pPr>
                               <w:r>
                                 <w:rPr>
-                                  <w:rFonts w:ascii="Liberation Sans" w:hAnsi="Liberation Sans" w:eastAsia="Microsoft YaHei" w:cs="Arial"/>
+                                  <w:rFonts w:eastAsia="Microsoft YaHei" w:cs="Arial" w:ascii="Liberation Sans" w:hAnsi="Liberation Sans"/>
                                   <w:b w:val="false"/>
                                   <w:bCs w:val="false"/>
                                   <w:i w:val="false"/>
@@ -1023,7 +1081,7 @@
                             </w:p>
                           </w:txbxContent>
                         </wps:txbx>
-                        <wps:bodyPr wrap="square" lIns="90000" tIns="45000" rIns="90000" bIns="45000" anchor="t">
+                        <wps:bodyPr lIns="90000" tIns="45000" rIns="90000" bIns="45000" anchor="t">
                           <a:noAutofit/>
                         </wps:bodyPr>
                       </wps:wsp>
@@ -1035,21 +1093,24 @@
           </mc:Choice>
           <mc:Fallback>
             <w:pict>
-              <v:group id="shape_0" alt="Group object 2" style="position:absolute;margin-left:334.4pt;margin-top:24.7pt;width:561.4pt;height:209.05pt" coordorigin="6688,494" coordsize="11228,4181">
-                <v:rect id="shape_0" fillcolor="#dde8cb" stroked="t" o:allowincell="f" style="position:absolute;left:6688;top:1961;width:2014;height:1151;mso-wrap-style:square;v-text-anchor:middle">
+              <v:group id="shape_0" alt="Group object 1" style="position:absolute;margin-left:-6.1pt;margin-top:3.05pt;width:561.3pt;height:209pt" coordorigin="-122,61" coordsize="11226,4180">
+                <v:rect id="shape_0" fillcolor="#dde8cb" stroked="t" o:allowincell="f" style="position:absolute;left:-122;top:1528;width:2012;height:1149;mso-wrap-style:square;v-text-anchor:middle">
+                  <v:fill o:detectmouseclick="t" color2="#ffd7d7"/>
+                  <v:stroke color="#3465a4" joinstyle="round" endcap="flat"/>
                   <v:textbox>
                     <w:txbxContent>
                       <w:p>
                         <w:pPr>
+                          <w:pStyle w:val="Normal"/>
                           <w:overflowPunct w:val="false"/>
-                          <w:spacing w:before="0" w:after="0" w:lineRule="auto" w:line="240"/>
-                          <w:ind w:start="0" w:end="0" w:hanging="0"/>
+                          <w:spacing w:lineRule="auto" w:line="240" w:before="0" w:after="0"/>
+                          <w:ind w:hanging="0" w:start="0" w:end="0"/>
                           <w:jc w:val="center"/>
                           <w:rPr/>
                         </w:pPr>
                         <w:r>
                           <w:rPr>
-                            <w:rFonts w:ascii="Liberation Sans" w:hAnsi="Liberation Sans" w:eastAsia="Microsoft YaHei" w:cs="Arial"/>
+                            <w:rFonts w:eastAsia="Microsoft YaHei" w:cs="Arial" w:ascii="Liberation Sans" w:hAnsi="Liberation Sans"/>
                             <w:b w:val="false"/>
                             <w:bCs w:val="false"/>
                             <w:i w:val="false"/>
@@ -1074,8 +1135,6 @@
                       </w:p>
                     </w:txbxContent>
                   </v:textbox>
-                  <v:fill o:detectmouseclick="t" color2="#ffd7d7"/>
-                  <v:stroke color="#3465a4" joinstyle="round" endcap="flat"/>
                   <w10:wrap type="square" side="largest"/>
                 </v:rect>
                 <v:shapetype id="_x0000_t13" coordsize="21600,21600" o:spt="13" adj="10800,10800" path="m0@5l@3@5l@3,l21600,10800l@3,21600l@3@6l0@6xe">
@@ -1097,25 +1156,28 @@
                     <v:h position="@3,0"/>
                   </v:handles>
                 </v:shapetype>
-                <v:shape id="shape_0" stroked="t" o:allowincell="f" style="position:absolute;left:8849;top:2393;width:1005;height:287;mso-wrap-style:none;v-text-anchor:middle" type="_x0000_t13">
+                <v:shape id="shape_0" stroked="t" o:allowincell="f" style="position:absolute;left:2039;top:1960;width:1003;height:285;mso-wrap-style:none;v-text-anchor:middle" type="_x0000_t13" path="l-2147483635,-2147483631l-2147483635,0l-2147483622,-2147483632l-2147483635,-2147483623l-2147483635,-2147483629l0,-2147483629xe">
                   <v:fill o:detectmouseclick="t" on="false"/>
                   <v:stroke color="#3465a4" joinstyle="round" endcap="flat"/>
                   <w10:wrap type="square" side="largest"/>
                 </v:shape>
-                <v:rect id="shape_0" fillcolor="#dde8cb" stroked="t" o:allowincell="f" style="position:absolute;left:9984;top:1961;width:2015;height:1151;mso-wrap-style:square;v-text-anchor:middle">
+                <v:rect id="shape_0" fillcolor="#dde8cb" stroked="t" o:allowincell="f" style="position:absolute;left:3174;top:1528;width:2013;height:1149;mso-wrap-style:square;v-text-anchor:middle">
+                  <v:fill o:detectmouseclick="t" color2="#ffd7d7"/>
+                  <v:stroke color="#3465a4" joinstyle="round" endcap="flat"/>
                   <v:textbox>
                     <w:txbxContent>
                       <w:p>
                         <w:pPr>
+                          <w:pStyle w:val="Normal"/>
                           <w:overflowPunct w:val="false"/>
-                          <w:spacing w:before="0" w:after="0" w:lineRule="auto" w:line="240"/>
-                          <w:ind w:start="0" w:end="0" w:hanging="0"/>
+                          <w:spacing w:lineRule="auto" w:line="240" w:before="0" w:after="0"/>
+                          <w:ind w:hanging="0" w:start="0" w:end="0"/>
                           <w:jc w:val="center"/>
                           <w:rPr/>
                         </w:pPr>
                         <w:r>
                           <w:rPr>
-                            <w:rFonts w:ascii="Liberation Sans" w:hAnsi="Liberation Sans" w:eastAsia="Microsoft YaHei" w:cs="Arial"/>
+                            <w:rFonts w:eastAsia="Microsoft YaHei" w:cs="Arial" w:ascii="Liberation Sans" w:hAnsi="Liberation Sans"/>
                             <w:b w:val="false"/>
                             <w:bCs w:val="false"/>
                             <w:i w:val="false"/>
@@ -1140,15 +1202,16 @@
                       </w:p>
                       <w:p>
                         <w:pPr>
+                          <w:pStyle w:val="Normal"/>
                           <w:overflowPunct w:val="false"/>
-                          <w:spacing w:before="0" w:after="0" w:lineRule="auto" w:line="240"/>
-                          <w:ind w:start="0" w:end="0" w:hanging="0"/>
+                          <w:spacing w:lineRule="auto" w:line="240" w:before="0" w:after="0"/>
+                          <w:ind w:hanging="0" w:start="0" w:end="0"/>
                           <w:jc w:val="center"/>
                           <w:rPr/>
                         </w:pPr>
                         <w:r>
                           <w:rPr>
-                            <w:rFonts w:ascii="Liberation Sans" w:hAnsi="Liberation Sans" w:eastAsia="Microsoft YaHei" w:cs="Arial"/>
+                            <w:rFonts w:eastAsia="Microsoft YaHei" w:cs="Arial" w:ascii="Liberation Sans" w:hAnsi="Liberation Sans"/>
                             <w:b w:val="false"/>
                             <w:bCs w:val="false"/>
                             <w:i w:val="false"/>
@@ -1173,24 +1236,25 @@
                       </w:p>
                     </w:txbxContent>
                   </v:textbox>
+                  <w10:wrap type="square" side="largest"/>
+                </v:rect>
+                <v:rect id="shape_0" fillcolor="#dde8cb" stroked="t" o:allowincell="f" style="position:absolute;left:6500;top:1528;width:2012;height:1149;mso-wrap-style:square;v-text-anchor:middle">
                   <v:fill o:detectmouseclick="t" color2="#ffd7d7"/>
                   <v:stroke color="#3465a4" joinstyle="round" endcap="flat"/>
-                  <w10:wrap type="square" side="largest"/>
-                </v:rect>
-                <v:rect id="shape_0" fillcolor="#dde8cb" stroked="t" o:allowincell="f" style="position:absolute;left:13310;top:1961;width:2014;height:1151;mso-wrap-style:square;v-text-anchor:middle">
                   <v:textbox>
                     <w:txbxContent>
                       <w:p>
                         <w:pPr>
+                          <w:pStyle w:val="Normal"/>
                           <w:overflowPunct w:val="false"/>
-                          <w:spacing w:before="0" w:after="0" w:lineRule="auto" w:line="240"/>
-                          <w:ind w:start="0" w:end="0" w:hanging="0"/>
+                          <w:spacing w:lineRule="auto" w:line="240" w:before="0" w:after="0"/>
+                          <w:ind w:hanging="0" w:start="0" w:end="0"/>
                           <w:jc w:val="center"/>
                           <w:rPr/>
                         </w:pPr>
                         <w:r>
                           <w:rPr>
-                            <w:rFonts w:ascii="Liberation Sans" w:hAnsi="Liberation Sans" w:eastAsia="Microsoft YaHei" w:cs="Arial"/>
+                            <w:rFonts w:eastAsia="Microsoft YaHei" w:cs="Arial" w:ascii="Liberation Sans" w:hAnsi="Liberation Sans"/>
                             <w:b w:val="false"/>
                             <w:bCs w:val="false"/>
                             <w:i w:val="false"/>
@@ -1215,15 +1279,16 @@
                       </w:p>
                       <w:p>
                         <w:pPr>
+                          <w:pStyle w:val="Normal"/>
                           <w:overflowPunct w:val="false"/>
-                          <w:spacing w:before="0" w:after="0" w:lineRule="auto" w:line="240"/>
-                          <w:ind w:start="0" w:end="0" w:hanging="0"/>
+                          <w:spacing w:lineRule="auto" w:line="240" w:before="0" w:after="0"/>
+                          <w:ind w:hanging="0" w:start="0" w:end="0"/>
                           <w:jc w:val="center"/>
                           <w:rPr/>
                         </w:pPr>
                         <w:r>
                           <w:rPr>
-                            <w:rFonts w:ascii="Liberation Sans" w:hAnsi="Liberation Sans" w:eastAsia="Microsoft YaHei" w:cs="Arial"/>
+                            <w:rFonts w:eastAsia="Microsoft YaHei" w:cs="Arial" w:ascii="Liberation Sans" w:hAnsi="Liberation Sans"/>
                             <w:b w:val="false"/>
                             <w:bCs w:val="false"/>
                             <w:i w:val="false"/>
@@ -1248,34 +1313,35 @@
                       </w:p>
                     </w:txbxContent>
                   </v:textbox>
-                  <v:fill o:detectmouseclick="t" color2="#ffd7d7"/>
-                  <v:stroke color="#3465a4" joinstyle="round" endcap="flat"/>
                   <w10:wrap type="square" side="largest"/>
                 </v:rect>
-                <v:shape id="shape_0" stroked="t" o:allowincell="f" style="position:absolute;left:8850;top:2393;width:1005;height:287;mso-wrap-style:none;v-text-anchor:middle" type="_x0000_t13">
+                <v:shape id="shape_0" stroked="t" o:allowincell="f" style="position:absolute;left:2040;top:1960;width:1003;height:285;mso-wrap-style:none;v-text-anchor:middle" type="_x0000_t13" path="l-2147483635,-2147483631l-2147483635,0l-2147483622,-2147483632l-2147483635,-2147483623l-2147483635,-2147483629l0,-2147483629xe">
                   <v:fill o:detectmouseclick="t" on="false"/>
                   <v:stroke color="#3465a4" joinstyle="round" endcap="flat"/>
                   <w10:wrap type="square" side="largest"/>
                 </v:shape>
-                <v:shape id="shape_0" stroked="t" o:allowincell="f" style="position:absolute;left:12158;top:2393;width:1005;height:287;mso-wrap-style:none;v-text-anchor:middle" type="_x0000_t13">
+                <v:shape id="shape_0" stroked="t" o:allowincell="f" style="position:absolute;left:5348;top:1960;width:1003;height:285;mso-wrap-style:none;v-text-anchor:middle" type="_x0000_t13" path="l-2147483635,-2147483631l-2147483635,0l-2147483622,-2147483632l-2147483635,-2147483623l-2147483635,-2147483629l0,-2147483629xe">
                   <v:fill o:detectmouseclick="t" on="false"/>
                   <v:stroke color="#3465a4" joinstyle="round" endcap="flat"/>
                   <w10:wrap type="square" side="largest"/>
                 </v:shape>
-                <v:rect id="shape_0" fillcolor="#dde8cb" stroked="t" o:allowincell="f" style="position:absolute;left:15901;top:494;width:2014;height:1151;mso-wrap-style:square;v-text-anchor:middle">
+                <v:rect id="shape_0" fillcolor="#dde8cb" stroked="t" o:allowincell="f" style="position:absolute;left:9091;top:61;width:2012;height:1149;mso-wrap-style:square;v-text-anchor:middle">
+                  <v:fill o:detectmouseclick="t" color2="#ffd7d7"/>
+                  <v:stroke color="#3465a4" joinstyle="round" endcap="flat"/>
                   <v:textbox>
                     <w:txbxContent>
                       <w:p>
                         <w:pPr>
+                          <w:pStyle w:val="Normal"/>
                           <w:overflowPunct w:val="false"/>
-                          <w:spacing w:before="0" w:after="0" w:lineRule="auto" w:line="240"/>
-                          <w:ind w:start="0" w:end="0" w:hanging="0"/>
+                          <w:spacing w:lineRule="auto" w:line="240" w:before="0" w:after="0"/>
+                          <w:ind w:hanging="0" w:start="0" w:end="0"/>
                           <w:jc w:val="center"/>
                           <w:rPr/>
                         </w:pPr>
                         <w:r>
                           <w:rPr>
-                            <w:rFonts w:ascii="Liberation Sans" w:hAnsi="Liberation Sans" w:eastAsia="Microsoft YaHei" w:cs="Arial"/>
+                            <w:rFonts w:eastAsia="Microsoft YaHei" w:cs="Arial" w:ascii="Liberation Sans" w:hAnsi="Liberation Sans"/>
                             <w:b w:val="false"/>
                             <w:bCs w:val="false"/>
                             <w:i w:val="false"/>
@@ -1300,15 +1366,16 @@
                       </w:p>
                       <w:p>
                         <w:pPr>
+                          <w:pStyle w:val="Normal"/>
                           <w:overflowPunct w:val="false"/>
-                          <w:spacing w:before="0" w:after="0" w:lineRule="auto" w:line="240"/>
-                          <w:ind w:start="0" w:end="0" w:hanging="0"/>
+                          <w:spacing w:lineRule="auto" w:line="240" w:before="0" w:after="0"/>
+                          <w:ind w:hanging="0" w:start="0" w:end="0"/>
                           <w:jc w:val="center"/>
                           <w:rPr/>
                         </w:pPr>
                         <w:r>
                           <w:rPr>
-                            <w:rFonts w:ascii="Liberation Sans" w:hAnsi="Liberation Sans" w:eastAsia="Microsoft YaHei" w:cs="Arial"/>
+                            <w:rFonts w:eastAsia="Microsoft YaHei" w:cs="Arial" w:ascii="Liberation Sans" w:hAnsi="Liberation Sans"/>
                             <w:b w:val="false"/>
                             <w:bCs w:val="false"/>
                             <w:i w:val="false"/>
@@ -1333,40 +1400,19 @@
                       </w:p>
                       <w:p>
                         <w:pPr>
+                          <w:pStyle w:val="Normal"/>
                           <w:overflowPunct w:val="false"/>
-                          <w:spacing w:before="0" w:after="0" w:lineRule="auto" w:line="240"/>
-                          <w:ind w:start="0" w:end="0" w:hanging="0"/>
+                          <w:spacing w:lineRule="auto" w:line="240" w:before="0" w:after="0"/>
+                          <w:ind w:hanging="0" w:start="0" w:end="0"/>
                           <w:jc w:val="center"/>
                           <w:rPr/>
                         </w:pPr>
                         <w:r>
-                          <w:rPr>
-                            <w:rFonts w:ascii="Liberation Sans" w:hAnsi="Liberation Sans" w:eastAsia="Microsoft YaHei" w:cs="Arial"/>
-                            <w:b w:val="false"/>
-                            <w:bCs w:val="false"/>
-                            <w:i w:val="false"/>
-                            <w:iCs w:val="false"/>
-                            <w:caps w:val="false"/>
-                            <w:smallCaps w:val="false"/>
-                            <w:strike w:val="false"/>
-                            <w:dstrike w:val="false"/>
-                            <w:outline w:val="false"/>
-                            <w:shadow w:val="false"/>
-                            <w:emboss w:val="false"/>
-                            <w:imprint w:val="false"/>
-                            <w:color w:val="auto"/>
-                            <w:kern w:val="2"/>
-                            <w:sz w:val="28"/>
-                            <w:szCs w:val="28"/>
-                            <w:u w:val="none"/>
-                            <w:em w:val="none"/>
-                          </w:rPr>
+                          <w:rPr/>
                         </w:r>
                       </w:p>
                     </w:txbxContent>
                   </v:textbox>
-                  <v:fill o:detectmouseclick="t" color2="#ffd7d7"/>
-                  <v:stroke color="#3465a4" joinstyle="round" endcap="flat"/>
                   <w10:wrap type="square" side="largest"/>
                 </v:rect>
                 <v:shapetype id="_x0000_t22" coordsize="21600,21600" o:spt="22" adj="5400" path="m0@2qy@5@3qx@6@7l21600@4qy@8@9qx@10@11xnsem0@2qy@5@12qx@6@13qy@14@15qx@16@17xnsem21600@2qy@8@3qx@10@7qy@18@19qx@20@21l21600@4qy@8@9qx@10@11l0@2nfe">
@@ -1400,20 +1446,23 @@
                     <v:h position="10800,@3"/>
                   </v:handles>
                 </v:shapetype>
-                <v:shape id="shape_0" fillcolor="#dde8cb" stroked="t" o:allowincell="f" style="position:absolute;left:16157;top:3373;width:1470;height:1302;mso-wrap-style:square;v-text-anchor:middle" type="_x0000_t22">
+                <v:shape id="shape_0" fillcolor="#dde8cb" stroked="t" o:allowincell="f" style="position:absolute;left:9347;top:2940;width:1468;height:1300;mso-wrap-style:square;v-text-anchor:middle" type="_x0000_t22" path="l-2147483632,-2147483640l-2147483631,-2147483630l-2147483633,-2147483637xel-2147483629,-2147483628l0,-2147483640xel-2147483627,-2147483626l-2147483632,-2147483640l-2147483625,-2147483624l-2147483633,-2147483640l-2147483632,-2147483640e">
+                  <v:fill o:detectmouseclick="t" color2="#ffd7d7"/>
+                  <v:stroke color="#3465a4" joinstyle="round" endcap="flat"/>
                   <v:textbox>
                     <w:txbxContent>
                       <w:p>
                         <w:pPr>
+                          <w:pStyle w:val="Normal"/>
                           <w:overflowPunct w:val="false"/>
-                          <w:spacing w:before="0" w:after="0" w:lineRule="auto" w:line="240"/>
-                          <w:ind w:start="0" w:end="0" w:hanging="0"/>
+                          <w:spacing w:lineRule="auto" w:line="240" w:before="0" w:after="0"/>
+                          <w:ind w:hanging="0" w:start="0" w:end="0"/>
                           <w:jc w:val="center"/>
                           <w:rPr/>
                         </w:pPr>
                         <w:r>
                           <w:rPr>
-                            <w:rFonts w:ascii="Liberation Sans" w:hAnsi="Liberation Sans" w:eastAsia="Microsoft YaHei" w:cs="Arial"/>
+                            <w:rFonts w:eastAsia="Microsoft YaHei" w:cs="Arial" w:ascii="Liberation Sans" w:hAnsi="Liberation Sans"/>
                             <w:b w:val="false"/>
                             <w:bCs w:val="false"/>
                             <w:i w:val="false"/>
@@ -1438,15 +1487,16 @@
                       </w:p>
                       <w:p>
                         <w:pPr>
+                          <w:pStyle w:val="Normal"/>
                           <w:overflowPunct w:val="false"/>
-                          <w:spacing w:before="0" w:after="0" w:lineRule="auto" w:line="240"/>
-                          <w:ind w:start="0" w:end="0" w:hanging="0"/>
+                          <w:spacing w:lineRule="auto" w:line="240" w:before="0" w:after="0"/>
+                          <w:ind w:hanging="0" w:start="0" w:end="0"/>
                           <w:jc w:val="center"/>
                           <w:rPr/>
                         </w:pPr>
                         <w:r>
                           <w:rPr>
-                            <w:rFonts w:ascii="Liberation Sans" w:hAnsi="Liberation Sans" w:eastAsia="Microsoft YaHei" w:cs="Arial"/>
+                            <w:rFonts w:eastAsia="Microsoft YaHei" w:cs="Arial" w:ascii="Liberation Sans" w:hAnsi="Liberation Sans"/>
                             <w:b w:val="false"/>
                             <w:bCs w:val="false"/>
                             <w:i w:val="false"/>
@@ -1471,37 +1521,34 @@
                       </w:p>
                     </w:txbxContent>
                   </v:textbox>
-                  <v:fill o:detectmouseclick="t" color2="#ffd7d7"/>
-                  <v:stroke color="#3465a4" joinstyle="round" endcap="flat"/>
                   <w10:wrap type="square" side="largest"/>
                 </v:shape>
-                <v:shape id="shape_0" stroked="t" o:allowincell="f" style="position:absolute;left:14924;top:1357;width:1005;height:287;mso-wrap-style:none;v-text-anchor:middle;rotation:332" type="_x0000_t13">
+                <v:shape id="shape_0" stroked="t" o:allowincell="f" style="position:absolute;left:8112;top:923;width:1003;height:285;mso-wrap-style:none;v-text-anchor:middle;rotation:332" type="_x0000_t13" path="l-2147483635,-2147483631l-2147483635,0l-2147483622,-2147483632l-2147483635,-2147483623l-2147483635,-2147483629l0,-2147483629xe">
                   <v:fill o:detectmouseclick="t" on="false"/>
                   <v:stroke color="#3465a4" joinstyle="round" endcap="flat"/>
                   <w10:wrap type="square" side="largest"/>
                 </v:shape>
-                <v:shape id="shape_0" stroked="t" o:allowincell="f" style="position:absolute;left:15112;top:3418;width:1005;height:286;mso-wrap-style:none;v-text-anchor:middle;rotation:25" type="_x0000_t13">
+                <v:shape id="shape_0" stroked="t" o:allowincell="f" style="position:absolute;left:8302;top:2985;width:1003;height:284;mso-wrap-style:none;v-text-anchor:middle;rotation:25" type="_x0000_t13" path="l-2147483635,-2147483631l-2147483635,0l-2147483622,-2147483632l-2147483635,-2147483623l-2147483635,-2147483629l0,-2147483629xe">
                   <v:fill o:detectmouseclick="t" on="false"/>
                   <v:stroke color="#3465a4" joinstyle="round" endcap="flat"/>
                   <w10:wrap type="square" side="largest"/>
                 </v:shape>
-                <v:shapetype id="_x0000_t202" coordsize="21600,21600" o:spt="202" path="m,l,21600l21600,21600l21600,xe">
-                  <v:stroke joinstyle="miter"/>
-                  <v:path gradientshapeok="t" o:connecttype="rect"/>
-                </v:shapetype>
-                <v:shape id="shape_0" stroked="f" o:allowincell="f" style="position:absolute;left:14522;top:1065;width:1007;height:372;mso-wrap-style:none;v-text-anchor:top" type="_x0000_t202">
+                <v:rect id="shape_0" stroked="f" o:allowincell="f" style="position:absolute;left:7712;top:632;width:1005;height:370;mso-wrap-style:square;v-text-anchor:top">
+                  <v:fill o:detectmouseclick="t" on="false"/>
+                  <v:stroke color="#3465a4" joinstyle="round" endcap="flat"/>
                   <v:textbox>
                     <w:txbxContent>
                       <w:p>
                         <w:pPr>
+                          <w:pStyle w:val="Normal"/>
                           <w:overflowPunct w:val="false"/>
-                          <w:spacing w:before="0" w:after="0" w:lineRule="auto" w:line="240"/>
-                          <w:ind w:start="0" w:end="0" w:hanging="0"/>
+                          <w:spacing w:lineRule="auto" w:line="240" w:before="0" w:after="0"/>
+                          <w:ind w:hanging="0" w:start="0" w:end="0"/>
                           <w:rPr/>
                         </w:pPr>
                         <w:r>
                           <w:rPr>
-                            <w:rFonts w:ascii="Liberation Sans" w:hAnsi="Liberation Sans" w:eastAsia="Microsoft YaHei" w:cs="Arial"/>
+                            <w:rFonts w:eastAsia="Microsoft YaHei" w:cs="Arial" w:ascii="Liberation Sans" w:hAnsi="Liberation Sans"/>
                             <w:b w:val="false"/>
                             <w:bCs w:val="false"/>
                             <w:i w:val="false"/>
@@ -1526,23 +1573,24 @@
                       </w:p>
                     </w:txbxContent>
                   </v:textbox>
+                  <w10:wrap type="square" side="largest"/>
+                </v:rect>
+                <v:rect id="shape_0" stroked="f" o:allowincell="f" style="position:absolute;left:8257;top:3223;width:683;height:370;mso-wrap-style:square;v-text-anchor:top">
                   <v:fill o:detectmouseclick="t" on="false"/>
-                  <v:stroke color="black" joinstyle="round" endcap="flat"/>
-                  <w10:wrap type="square" side="largest"/>
-                </v:shape>
-                <v:shape id="shape_0" stroked="f" o:allowincell="f" style="position:absolute;left:15067;top:3656;width:685;height:372;mso-wrap-style:none;v-text-anchor:top" type="_x0000_t202">
+                  <v:stroke color="#3465a4" joinstyle="round" endcap="flat"/>
                   <v:textbox>
                     <w:txbxContent>
                       <w:p>
                         <w:pPr>
+                          <w:pStyle w:val="Normal"/>
                           <w:overflowPunct w:val="false"/>
-                          <w:spacing w:before="0" w:after="0" w:lineRule="auto" w:line="240"/>
-                          <w:ind w:start="0" w:end="0" w:hanging="0"/>
+                          <w:spacing w:lineRule="auto" w:line="240" w:before="0" w:after="0"/>
+                          <w:ind w:hanging="0" w:start="0" w:end="0"/>
                           <w:rPr/>
                         </w:pPr>
                         <w:r>
                           <w:rPr>
-                            <w:rFonts w:ascii="Liberation Sans" w:hAnsi="Liberation Sans" w:eastAsia="Microsoft YaHei" w:cs="Arial"/>
+                            <w:rFonts w:eastAsia="Microsoft YaHei" w:cs="Arial" w:ascii="Liberation Sans" w:hAnsi="Liberation Sans"/>
                             <w:b w:val="false"/>
                             <w:bCs w:val="false"/>
                             <w:i w:val="false"/>
@@ -1567,23 +1615,24 @@
                       </w:p>
                     </w:txbxContent>
                   </v:textbox>
+                  <w10:wrap type="square" side="largest"/>
+                </v:rect>
+                <v:rect id="shape_0" stroked="f" o:allowincell="f" style="position:absolute;left:5409;top:1501;width:1180;height:370;mso-wrap-style:square;v-text-anchor:top">
                   <v:fill o:detectmouseclick="t" on="false"/>
-                  <v:stroke color="black" joinstyle="round" endcap="flat"/>
-                  <w10:wrap type="square" side="largest"/>
-                </v:shape>
-                <v:shape id="shape_0" stroked="f" o:allowincell="f" style="position:absolute;left:12219;top:1934;width:1182;height:372;mso-wrap-style:none;v-text-anchor:top" type="_x0000_t202">
+                  <v:stroke color="#3465a4" joinstyle="round" endcap="flat"/>
                   <v:textbox>
                     <w:txbxContent>
                       <w:p>
                         <w:pPr>
+                          <w:pStyle w:val="Normal"/>
                           <w:overflowPunct w:val="false"/>
-                          <w:spacing w:before="0" w:after="0" w:lineRule="auto" w:line="240"/>
-                          <w:ind w:start="0" w:end="0" w:hanging="0"/>
+                          <w:spacing w:lineRule="auto" w:line="240" w:before="0" w:after="0"/>
+                          <w:ind w:hanging="0" w:start="0" w:end="0"/>
                           <w:rPr/>
                         </w:pPr>
                         <w:r>
                           <w:rPr>
-                            <w:rFonts w:ascii="Liberation Sans" w:hAnsi="Liberation Sans" w:eastAsia="Microsoft YaHei" w:cs="Arial"/>
+                            <w:rFonts w:eastAsia="Microsoft YaHei" w:cs="Arial" w:ascii="Liberation Sans" w:hAnsi="Liberation Sans"/>
                             <w:b w:val="false"/>
                             <w:bCs w:val="false"/>
                             <w:i w:val="false"/>
@@ -1608,23 +1657,24 @@
                       </w:p>
                     </w:txbxContent>
                   </v:textbox>
+                  <w10:wrap type="square" side="largest"/>
+                </v:rect>
+                <v:rect id="shape_0" stroked="f" o:allowincell="f" style="position:absolute;left:2104;top:1501;width:805;height:370;mso-wrap-style:square;v-text-anchor:top">
                   <v:fill o:detectmouseclick="t" on="false"/>
-                  <v:stroke color="black" joinstyle="round" endcap="flat"/>
-                  <w10:wrap type="square" side="largest"/>
-                </v:shape>
-                <v:shape id="shape_0" stroked="f" o:allowincell="f" style="position:absolute;left:8914;top:1934;width:807;height:372;mso-wrap-style:none;v-text-anchor:top" type="_x0000_t202">
+                  <v:stroke color="#3465a4" joinstyle="round" endcap="flat"/>
                   <v:textbox>
                     <w:txbxContent>
                       <w:p>
                         <w:pPr>
+                          <w:pStyle w:val="Normal"/>
                           <w:overflowPunct w:val="false"/>
-                          <w:spacing w:before="0" w:after="0" w:lineRule="auto" w:line="240"/>
-                          <w:ind w:start="0" w:end="0" w:hanging="0"/>
+                          <w:spacing w:lineRule="auto" w:line="240" w:before="0" w:after="0"/>
+                          <w:ind w:hanging="0" w:start="0" w:end="0"/>
                           <w:rPr/>
                         </w:pPr>
                         <w:r>
                           <w:rPr>
-                            <w:rFonts w:ascii="Liberation Sans" w:hAnsi="Liberation Sans" w:eastAsia="Microsoft YaHei" w:cs="Arial"/>
+                            <w:rFonts w:eastAsia="Microsoft YaHei" w:cs="Arial" w:ascii="Liberation Sans" w:hAnsi="Liberation Sans"/>
                             <w:b w:val="false"/>
                             <w:bCs w:val="false"/>
                             <w:i w:val="false"/>
@@ -1649,10 +1699,8 @@
                       </w:p>
                     </w:txbxContent>
                   </v:textbox>
-                  <v:fill o:detectmouseclick="t" on="false"/>
-                  <v:stroke color="black" joinstyle="round" endcap="flat"/>
                   <w10:wrap type="square" side="largest"/>
-                </v:shape>
+                </v:rect>
               </v:group>
             </w:pict>
           </mc:Fallback>
@@ -1662,6 +1710,10 @@
     <w:p>
       <w:pPr>
         <w:pStyle w:val="Heading1"/>
+        <w:numPr>
+          <w:ilvl w:val="0"/>
+          <w:numId w:val="1"/>
+        </w:numPr>
         <w:ind w:hanging="0" w:start="0"/>
         <w:rPr>
           <w:rFonts w:ascii="Liberation Serif" w:hAnsi="Liberation Serif"/>
@@ -1682,34 +1734,23 @@
         </w:rPr>
       </w:pPr>
       <w:r>
+        <w:rPr/>
+        <w:t>The first task was to identify what contract types and what clause types the product will recognized. Naturally, the best scenario is that the types are close list, with no overlapping and covering all the intended contract types and clauses types.</w:t>
+      </w:r>
+    </w:p>
+    <w:p>
+      <w:pPr>
+        <w:pStyle w:val="BodyText"/>
         <w:rPr>
           <w:rFonts w:ascii="Liberation Serif" w:hAnsi="Liberation Serif"/>
         </w:rPr>
-        <w:t>The first task was to identify what contract types and what clause types the product will recognized. Naturally, the best scenario is that the types are close list, with no overlapping and covering all the intended contract types and clauses types.</w:t>
-      </w:r>
-    </w:p>
-    <w:p>
-      <w:pPr>
-        <w:pStyle w:val="BodyText"/>
-        <w:rPr>
-          <w:rFonts w:ascii="Liberation Serif" w:hAnsi="Liberation Serif"/>
-        </w:rPr>
-      </w:pPr>
-      <w:r>
-        <w:rPr>
-          <w:rFonts w:ascii="Liberation Serif" w:hAnsi="Liberation Serif"/>
-        </w:rPr>
-        <w:t xml:space="preserve">Surprisingly, there is no common standard and each product so I asked claude to collect available sources and too compile a list. The list of </w:t>
-      </w:r>
-      <w:r>
-        <w:rPr>
-          <w:rFonts w:ascii="Liberation Serif" w:hAnsi="Liberation Serif"/>
-        </w:rPr>
-        <w:t xml:space="preserve">clauses and contract types was kept in the json file </w:t>
-      </w:r>
-      <w:r>
-        <w:rPr>
-          <w:rFonts w:ascii="Liberation Serif" w:hAnsi="Liberation Serif"/>
+      </w:pPr>
+      <w:r>
+        <w:rPr/>
+        <w:t xml:space="preserve">Surprisingly, there is no common standard and each product so I asked claude to collect available sources and too compile a list. The list of clauses and contract types was kept in the json file </w:t>
+      </w:r>
+      <w:r>
+        <w:rPr>
           <w:b/>
           <w:bCs/>
         </w:rPr>
@@ -1717,7 +1758,6 @@
       </w:r>
       <w:r>
         <w:rPr>
-          <w:rFonts w:ascii="Liberation Serif" w:hAnsi="Liberation Serif"/>
           <w:b w:val="false"/>
           <w:bCs w:val="false"/>
         </w:rPr>
@@ -1725,7 +1765,6 @@
       </w:r>
       <w:r>
         <w:rPr>
-          <w:rFonts w:ascii="Liberation Serif" w:hAnsi="Liberation Serif"/>
           <w:b/>
           <w:bCs/>
         </w:rPr>
@@ -1733,7 +1772,6 @@
       </w:r>
       <w:r>
         <w:rPr>
-          <w:rFonts w:ascii="Liberation Serif" w:hAnsi="Liberation Serif"/>
           <w:b w:val="false"/>
           <w:bCs w:val="false"/>
         </w:rPr>
@@ -1752,14 +1790,11 @@
       <w:r>
         <w:rPr>
           <w:rStyle w:val="Strong"/>
-          <w:rFonts w:ascii="Liberation Serif" w:hAnsi="Liberation Serif"/>
         </w:rPr>
         <w:t>CUAD v1</w:t>
       </w:r>
       <w:r>
-        <w:rPr>
-          <w:rFonts w:ascii="Liberation Serif" w:hAnsi="Liberation Serif"/>
-        </w:rPr>
+        <w:rPr/>
         <w:t> (Contract Understanding Atticus Dataset) — an academic dataset of 500 commercial contracts with 41 labeled clause types, created by legal experts at Atticus. This is the primary source for most clause types.</w:t>
       </w:r>
     </w:p>
@@ -1770,21 +1805,17 @@
           <w:ilvl w:val="0"/>
           <w:numId w:val="2"/>
         </w:numPr>
-        <w:pBdr/>
         <w:spacing w:before="0" w:after="0"/>
         <w:rPr/>
       </w:pPr>
       <w:r>
         <w:rPr>
           <w:rStyle w:val="Strong"/>
-          <w:rFonts w:ascii="Liberation Serif" w:hAnsi="Liberation Serif"/>
         </w:rPr>
         <w:t>WorldCC Most Negotiated Terms 2022</w:t>
       </w:r>
       <w:r>
-        <w:rPr>
-          <w:rFonts w:ascii="Liberation Serif" w:hAnsi="Liberation Serif"/>
-        </w:rPr>
+        <w:rPr/>
         <w:t> — an industry report from the World Commerce &amp; Contracting association identifying the clauses most commonly negotiated in commercial contracts globally.</w:t>
       </w:r>
     </w:p>
@@ -1795,40 +1826,32 @@
           <w:ilvl w:val="0"/>
           <w:numId w:val="2"/>
         </w:numPr>
-        <w:pBdr/>
         <w:rPr/>
       </w:pPr>
       <w:r>
         <w:rPr>
           <w:rStyle w:val="Strong"/>
+        </w:rPr>
+        <w:t>Ironclad, Agiloft, Sirion</w:t>
+      </w:r>
+      <w:r>
+        <w:rPr/>
+        <w:t> — three leading contract lifecycle management (CLM) platforms. Their out-of-the-box clause libraries reflect what enterprise legal teams actually care about in practice.</w:t>
+      </w:r>
+    </w:p>
+    <w:p>
+      <w:pPr>
+        <w:pStyle w:val="BodyText"/>
+        <w:rPr>
           <w:rFonts w:ascii="Liberation Serif" w:hAnsi="Liberation Serif"/>
         </w:rPr>
-        <w:t>Ironclad, Agiloft, Sirion</w:t>
-      </w:r>
-      <w:r>
-        <w:rPr>
-          <w:rFonts w:ascii="Liberation Serif" w:hAnsi="Liberation Serif"/>
-        </w:rPr>
-        <w:t> — three leading contract lifecycle management (CLM) platforms. Their out-of-the-box clause libraries reflect what enterprise legal teams actually care about in practice.</w:t>
-      </w:r>
-    </w:p>
-    <w:p>
-      <w:pPr>
-        <w:pStyle w:val="BodyText"/>
-        <w:pBdr/>
-        <w:rPr>
-          <w:rFonts w:ascii="Liberation Serif" w:hAnsi="Liberation Serif"/>
-        </w:rPr>
-      </w:pPr>
-      <w:r>
-        <w:rPr>
-          <w:rFonts w:ascii="Liberation Serif" w:hAnsi="Liberation Serif"/>
-        </w:rPr>
+      </w:pPr>
+      <w:r>
+        <w:rPr/>
         <w:t xml:space="preserve">Still during testing I found out that some very common clauses like </w:t>
       </w:r>
       <w:r>
         <w:rPr>
-          <w:rFonts w:ascii="Liberation Serif" w:hAnsi="Liberation Serif"/>
           <w:b/>
           <w:bCs/>
           <w:i/>
@@ -1837,15 +1860,17 @@
         <w:t>Delivery</w:t>
       </w:r>
       <w:r>
-        <w:rPr>
-          <w:rFonts w:ascii="Liberation Serif" w:hAnsi="Liberation Serif"/>
-        </w:rPr>
+        <w:rPr/>
         <w:t xml:space="preserve"> for example were left out and they were added manually with the source “Added”.</w:t>
       </w:r>
     </w:p>
     <w:p>
       <w:pPr>
         <w:pStyle w:val="Heading1"/>
+        <w:numPr>
+          <w:ilvl w:val="0"/>
+          <w:numId w:val="1"/>
+        </w:numPr>
         <w:ind w:hanging="0" w:start="0"/>
         <w:rPr>
           <w:rFonts w:ascii="Liberation Serif" w:hAnsi="Liberation Serif"/>
@@ -1869,7 +1894,6 @@
       </w:pPr>
       <w:r>
         <w:rPr>
-          <w:rFonts w:ascii="Liberation Serif" w:hAnsi="Liberation Serif"/>
           <w:sz w:val="24"/>
           <w:szCs w:val="24"/>
         </w:rPr>
@@ -1879,14 +1903,12 @@
     <w:p>
       <w:pPr>
         <w:pStyle w:val="BodyText"/>
-        <w:pBdr/>
         <w:ind w:hanging="0" w:start="0" w:end="0"/>
         <w:rPr/>
       </w:pPr>
       <w:r>
         <w:rPr>
           <w:rStyle w:val="SourceText"/>
-          <w:rFonts w:ascii="Liberation Serif" w:hAnsi="Liberation Serif"/>
         </w:rPr>
         <w:t>contracts</w:t>
       </w:r>
@@ -1898,7 +1920,6 @@
           <w:ilvl w:val="0"/>
           <w:numId w:val="4"/>
         </w:numPr>
-        <w:pBdr/>
         <w:tabs>
           <w:tab w:val="clear" w:pos="709"/>
           <w:tab w:val="left" w:pos="0" w:leader="none"/>
@@ -1908,35 +1929,27 @@
         <w:rPr/>
       </w:pPr>
       <w:r>
-        <w:rPr>
-          <w:rFonts w:ascii="Liberation Serif" w:hAnsi="Liberation Serif"/>
-        </w:rPr>
+        <w:rPr/>
         <w:t>Stores the filename, upload date, raw extracted text, and the contract type classification (</w:t>
       </w:r>
       <w:r>
         <w:rPr>
           <w:rStyle w:val="SourceText"/>
-          <w:rFonts w:ascii="Liberation Serif" w:hAnsi="Liberation Serif"/>
         </w:rPr>
         <w:t>MSA</w:t>
       </w:r>
       <w:r>
-        <w:rPr>
-          <w:rFonts w:ascii="Liberation Serif" w:hAnsi="Liberation Serif"/>
-        </w:rPr>
+        <w:rPr/>
         <w:t>, </w:t>
       </w:r>
       <w:r>
         <w:rPr>
           <w:rStyle w:val="SourceText"/>
-          <w:rFonts w:ascii="Liberation Serif" w:hAnsi="Liberation Serif"/>
         </w:rPr>
         <w:t>NDA</w:t>
       </w:r>
       <w:r>
-        <w:rPr>
-          <w:rFonts w:ascii="Liberation Serif" w:hAnsi="Liberation Serif"/>
-        </w:rPr>
+        <w:rPr/>
         <w:t>, etc.) with its confidence score, evidence phrases, and ambiguity flags</w:t>
       </w:r>
     </w:p>
@@ -1947,7 +1960,6 @@
           <w:ilvl w:val="0"/>
           <w:numId w:val="4"/>
         </w:numPr>
-        <w:pBdr/>
         <w:tabs>
           <w:tab w:val="clear" w:pos="709"/>
           <w:tab w:val="left" w:pos="0" w:leader="none"/>
@@ -1956,36 +1968,29 @@
         <w:rPr/>
       </w:pPr>
       <w:r>
-        <w:rPr>
-          <w:rFonts w:ascii="Liberation Serif" w:hAnsi="Liberation Serif"/>
-        </w:rPr>
+        <w:rPr/>
         <w:t>The </w:t>
       </w:r>
       <w:r>
         <w:rPr>
           <w:rStyle w:val="SourceText"/>
-          <w:rFonts w:ascii="Liberation Serif" w:hAnsi="Liberation Serif"/>
         </w:rPr>
         <w:t>raw_text</w:t>
       </w:r>
       <w:r>
-        <w:rPr>
-          <w:rFonts w:ascii="Liberation Serif" w:hAnsi="Liberation Serif"/>
-        </w:rPr>
+        <w:rPr/>
         <w:t> column stores the full contract text</w:t>
       </w:r>
     </w:p>
     <w:p>
       <w:pPr>
         <w:pStyle w:val="BodyText"/>
-        <w:pBdr/>
         <w:ind w:hanging="0" w:start="0" w:end="0"/>
         <w:rPr/>
       </w:pPr>
       <w:r>
         <w:rPr>
           <w:rStyle w:val="SourceText"/>
-          <w:rFonts w:ascii="Liberation Serif" w:hAnsi="Liberation Serif"/>
         </w:rPr>
         <w:t>clauses</w:t>
       </w:r>
@@ -1997,7 +2002,6 @@
           <w:ilvl w:val="0"/>
           <w:numId w:val="5"/>
         </w:numPr>
-        <w:pBdr/>
         <w:tabs>
           <w:tab w:val="clear" w:pos="709"/>
           <w:tab w:val="left" w:pos="0" w:leader="none"/>
@@ -2007,28 +2011,22 @@
         <w:rPr/>
       </w:pPr>
       <w:r>
-        <w:rPr>
-          <w:rFonts w:ascii="Liberation Serif" w:hAnsi="Liberation Serif"/>
-        </w:rPr>
+        <w:rPr/>
         <w:t>Linked to </w:t>
       </w:r>
       <w:r>
         <w:rPr>
           <w:rStyle w:val="SourceText"/>
-          <w:rFonts w:ascii="Liberation Serif" w:hAnsi="Liberation Serif"/>
         </w:rPr>
         <w:t>contracts</w:t>
       </w:r>
       <w:r>
-        <w:rPr>
-          <w:rFonts w:ascii="Liberation Serif" w:hAnsi="Liberation Serif"/>
-        </w:rPr>
+        <w:rPr/>
         <w:t> via </w:t>
       </w:r>
       <w:r>
         <w:rPr>
           <w:rStyle w:val="SourceText"/>
-          <w:rFonts w:ascii="Liberation Serif" w:hAnsi="Liberation Serif"/>
         </w:rPr>
         <w:t>contract_id</w:t>
       </w:r>
@@ -2040,7 +2038,6 @@
           <w:ilvl w:val="0"/>
           <w:numId w:val="5"/>
         </w:numPr>
-        <w:pBdr/>
         <w:tabs>
           <w:tab w:val="clear" w:pos="709"/>
           <w:tab w:val="left" w:pos="0" w:leader="none"/>
@@ -2050,64 +2047,51 @@
         <w:rPr/>
       </w:pPr>
       <w:r>
+        <w:rPr/>
+        <w:t>Stores the clause type, </w:t>
+      </w:r>
+      <w:r>
+        <w:rPr>
+          <w:rStyle w:val="SourceText"/>
+        </w:rPr>
+        <w:t>span_start</w:t>
+      </w:r>
+      <w:r>
+        <w:rPr/>
+        <w:t> / </w:t>
+      </w:r>
+      <w:r>
+        <w:rPr>
+          <w:rStyle w:val="SourceText"/>
+        </w:rPr>
+        <w:t>span_end</w:t>
+      </w:r>
+      <w:r>
+        <w:rPr/>
+        <w:t> (character offsets into the raw text), confidence, evidence, and ambiguity flags</w:t>
+      </w:r>
+    </w:p>
+    <w:p>
+      <w:pPr>
+        <w:pStyle w:val="BodyText"/>
+        <w:ind w:hanging="0" w:start="0" w:end="0"/>
         <w:rPr>
           <w:rFonts w:ascii="Liberation Serif" w:hAnsi="Liberation Serif"/>
         </w:rPr>
-        <w:t>Stores the clause type, </w:t>
-      </w:r>
+      </w:pPr>
+      <w:r>
+        <w:rPr/>
+      </w:r>
+    </w:p>
+    <w:p>
+      <w:pPr>
+        <w:pStyle w:val="BodyText"/>
+        <w:ind w:hanging="0" w:start="0" w:end="0"/>
+        <w:rPr/>
+      </w:pPr>
       <w:r>
         <w:rPr>
           <w:rStyle w:val="SourceText"/>
-          <w:rFonts w:ascii="Liberation Serif" w:hAnsi="Liberation Serif"/>
-        </w:rPr>
-        <w:t>span_start</w:t>
-      </w:r>
-      <w:r>
-        <w:rPr>
-          <w:rFonts w:ascii="Liberation Serif" w:hAnsi="Liberation Serif"/>
-        </w:rPr>
-        <w:t> / </w:t>
-      </w:r>
-      <w:r>
-        <w:rPr>
-          <w:rStyle w:val="SourceText"/>
-          <w:rFonts w:ascii="Liberation Serif" w:hAnsi="Liberation Serif"/>
-        </w:rPr>
-        <w:t>span_end</w:t>
-      </w:r>
-      <w:r>
-        <w:rPr>
-          <w:rFonts w:ascii="Liberation Serif" w:hAnsi="Liberation Serif"/>
-        </w:rPr>
-        <w:t> (character offsets into the raw text), confidence, evidence, and ambiguity flags</w:t>
-      </w:r>
-    </w:p>
-    <w:p>
-      <w:pPr>
-        <w:pStyle w:val="BodyText"/>
-        <w:pBdr/>
-        <w:ind w:hanging="0" w:start="0" w:end="0"/>
-        <w:rPr>
-          <w:rFonts w:ascii="Liberation Serif" w:hAnsi="Liberation Serif"/>
-        </w:rPr>
-      </w:pPr>
-      <w:r>
-        <w:rPr>
-          <w:rFonts w:ascii="Liberation Serif" w:hAnsi="Liberation Serif"/>
-        </w:rPr>
-      </w:r>
-    </w:p>
-    <w:p>
-      <w:pPr>
-        <w:pStyle w:val="BodyText"/>
-        <w:pBdr/>
-        <w:ind w:hanging="0" w:start="0" w:end="0"/>
-        <w:rPr/>
-      </w:pPr>
-      <w:r>
-        <w:rPr>
-          <w:rStyle w:val="SourceText"/>
-          <w:rFonts w:ascii="Liberation Serif" w:hAnsi="Liberation Serif"/>
         </w:rPr>
         <w:t>entities</w:t>
       </w:r>
@@ -2119,7 +2103,6 @@
           <w:ilvl w:val="0"/>
           <w:numId w:val="6"/>
         </w:numPr>
-        <w:pBdr/>
         <w:tabs>
           <w:tab w:val="clear" w:pos="709"/>
           <w:tab w:val="left" w:pos="0" w:leader="none"/>
@@ -2129,28 +2112,22 @@
         <w:rPr/>
       </w:pPr>
       <w:r>
-        <w:rPr>
-          <w:rFonts w:ascii="Liberation Serif" w:hAnsi="Liberation Serif"/>
-        </w:rPr>
+        <w:rPr/>
         <w:t>Linked to </w:t>
       </w:r>
       <w:r>
         <w:rPr>
           <w:rStyle w:val="SourceText"/>
-          <w:rFonts w:ascii="Liberation Serif" w:hAnsi="Liberation Serif"/>
         </w:rPr>
         <w:t>clauses</w:t>
       </w:r>
       <w:r>
-        <w:rPr>
-          <w:rFonts w:ascii="Liberation Serif" w:hAnsi="Liberation Serif"/>
-        </w:rPr>
+        <w:rPr/>
         <w:t> via </w:t>
       </w:r>
       <w:r>
         <w:rPr>
           <w:rStyle w:val="SourceText"/>
-          <w:rFonts w:ascii="Liberation Serif" w:hAnsi="Liberation Serif"/>
         </w:rPr>
         <w:t>clause_id</w:t>
       </w:r>
@@ -2162,7 +2139,6 @@
           <w:ilvl w:val="0"/>
           <w:numId w:val="6"/>
         </w:numPr>
-        <w:pBdr/>
         <w:tabs>
           <w:tab w:val="clear" w:pos="709"/>
           <w:tab w:val="left" w:pos="0" w:leader="none"/>
@@ -2172,61 +2148,47 @@
         <w:rPr/>
       </w:pPr>
       <w:r>
-        <w:rPr>
-          <w:rFonts w:ascii="Liberation Serif" w:hAnsi="Liberation Serif"/>
-        </w:rPr>
+        <w:rPr/>
         <w:t>Stores </w:t>
       </w:r>
       <w:r>
         <w:rPr>
           <w:rStyle w:val="SourceText"/>
-          <w:rFonts w:ascii="Liberation Serif" w:hAnsi="Liberation Serif"/>
         </w:rPr>
         <w:t>entity_name</w:t>
       </w:r>
       <w:r>
-        <w:rPr>
-          <w:rFonts w:ascii="Liberation Serif" w:hAnsi="Liberation Serif"/>
-        </w:rPr>
+        <w:rPr/>
         <w:t> (e.g. </w:t>
       </w:r>
       <w:r>
         <w:rPr>
           <w:rStyle w:val="SourceText"/>
-          <w:rFonts w:ascii="Liberation Serif" w:hAnsi="Liberation Serif"/>
         </w:rPr>
         <w:t>amount</w:t>
       </w:r>
       <w:r>
-        <w:rPr>
-          <w:rFonts w:ascii="Liberation Serif" w:hAnsi="Liberation Serif"/>
-        </w:rPr>
+        <w:rPr/>
         <w:t>, </w:t>
       </w:r>
       <w:r>
         <w:rPr>
           <w:rStyle w:val="SourceText"/>
-          <w:rFonts w:ascii="Liberation Serif" w:hAnsi="Liberation Serif"/>
         </w:rPr>
         <w:t>jurisdiction</w:t>
       </w:r>
       <w:r>
-        <w:rPr>
-          <w:rFonts w:ascii="Liberation Serif" w:hAnsi="Liberation Serif"/>
-        </w:rPr>
+        <w:rPr/>
         <w:t>), </w:t>
       </w:r>
       <w:r>
         <w:rPr>
           <w:rStyle w:val="SourceText"/>
-          <w:rFonts w:ascii="Liberation Serif" w:hAnsi="Liberation Serif"/>
         </w:rPr>
         <w:t>value_json</w:t>
       </w:r>
       <w:r>
-        <w:rPr>
-          <w:rFonts w:ascii="Liberation Serif" w:hAnsi="Liberation Serif"/>
-        </w:rPr>
+        <w:rPr/>
         <w:t>, confidence, evidence, ambiguity flags</w:t>
       </w:r>
     </w:p>
@@ -2237,7 +2199,6 @@
           <w:ilvl w:val="0"/>
           <w:numId w:val="6"/>
         </w:numPr>
-        <w:pBdr/>
         <w:tabs>
           <w:tab w:val="clear" w:pos="709"/>
           <w:tab w:val="left" w:pos="0" w:leader="none"/>
@@ -2248,16 +2209,13 @@
         </w:rPr>
       </w:pPr>
       <w:r>
-        <w:rPr>
-          <w:rFonts w:ascii="Liberation Serif" w:hAnsi="Liberation Serif"/>
-        </w:rPr>
+        <w:rPr/>
         <w:t>Flat key-value structure — each entity is its own row rather than a JSON blob on the clause</w:t>
       </w:r>
     </w:p>
     <w:p>
       <w:pPr>
         <w:pStyle w:val="Heading2"/>
-        <w:pBdr/>
         <w:spacing w:lineRule="auto" w:line="276" w:before="0" w:after="140"/>
         <w:ind w:hanging="0" w:start="0" w:end="0"/>
         <w:rPr>
@@ -2268,7 +2226,6 @@
       </w:pPr>
       <w:r>
         <w:rPr>
-          <w:rFonts w:ascii="Liberation Serif" w:hAnsi="Liberation Serif"/>
           <w:sz w:val="24"/>
           <w:szCs w:val="24"/>
         </w:rPr>
@@ -2282,13 +2239,11 @@
           <w:ilvl w:val="0"/>
           <w:numId w:val="7"/>
         </w:numPr>
-        <w:pBdr/>
         <w:rPr/>
       </w:pPr>
       <w:r>
         <w:rPr>
           <w:rStyle w:val="Strong"/>
-          <w:rFonts w:ascii="Liberation Serif" w:hAnsi="Liberation Serif"/>
           <w:b w:val="false"/>
           <w:bCs w:val="false"/>
         </w:rPr>
@@ -2297,7 +2252,6 @@
       <w:r>
         <w:rPr>
           <w:rStyle w:val="Strong"/>
-          <w:rFonts w:ascii="Liberation Serif" w:hAnsi="Liberation Serif"/>
           <w:b/>
           <w:bCs/>
         </w:rPr>
@@ -2306,7 +2260,6 @@
       <w:r>
         <w:rPr>
           <w:rStyle w:val="Strong"/>
-          <w:rFonts w:ascii="Liberation Serif" w:hAnsi="Liberation Serif"/>
           <w:b w:val="false"/>
           <w:bCs w:val="false"/>
         </w:rPr>
@@ -2315,7 +2268,6 @@
       <w:r>
         <w:rPr>
           <w:rStyle w:val="Strong"/>
-          <w:rFonts w:ascii="Liberation Serif" w:hAnsi="Liberation Serif"/>
           <w:b/>
           <w:bCs/>
         </w:rPr>
@@ -2324,7 +2276,6 @@
       <w:r>
         <w:rPr>
           <w:rStyle w:val="Strong"/>
-          <w:rFonts w:ascii="Liberation Serif" w:hAnsi="Liberation Serif"/>
           <w:b w:val="false"/>
           <w:bCs w:val="false"/>
         </w:rPr>
@@ -2333,7 +2284,6 @@
       <w:r>
         <w:rPr>
           <w:rStyle w:val="Strong"/>
-          <w:rFonts w:ascii="Liberation Serif" w:hAnsi="Liberation Serif"/>
           <w:b/>
           <w:bCs/>
         </w:rPr>
@@ -2342,7 +2292,6 @@
       <w:r>
         <w:rPr>
           <w:rStyle w:val="Strong"/>
-          <w:rFonts w:ascii="Liberation Serif" w:hAnsi="Liberation Serif"/>
           <w:b w:val="false"/>
           <w:bCs w:val="false"/>
         </w:rPr>
@@ -2356,26 +2305,15 @@
           <w:ilvl w:val="0"/>
           <w:numId w:val="7"/>
         </w:numPr>
-        <w:pBdr/>
         <w:rPr/>
       </w:pPr>
       <w:r>
         <w:rPr>
           <w:rStyle w:val="Strong"/>
-          <w:rFonts w:ascii="Liberation Serif" w:hAnsi="Liberation Serif"/>
           <w:b w:val="false"/>
           <w:bCs w:val="false"/>
         </w:rPr>
-        <w:t xml:space="preserve">Spans as character offsets – </w:t>
-      </w:r>
-      <w:r>
-        <w:rPr>
-          <w:rStyle w:val="Strong"/>
-          <w:rFonts w:ascii="Liberation Serif" w:hAnsi="Liberation Serif"/>
-          <w:b w:val="false"/>
-          <w:bCs w:val="false"/>
-        </w:rPr>
-        <w:t>to be able to highlight clauses in the UI</w:t>
+        <w:t>Spans as character offsets – to be able to highlight clauses in the UI</w:t>
       </w:r>
     </w:p>
     <w:p>
@@ -2385,14 +2323,12 @@
           <w:ilvl w:val="0"/>
           <w:numId w:val="7"/>
         </w:numPr>
-        <w:pBdr/>
         <w:spacing w:before="0" w:after="0"/>
         <w:rPr/>
       </w:pPr>
       <w:r>
         <w:rPr>
           <w:rStyle w:val="Strong"/>
-          <w:rFonts w:ascii="Liberation Serif" w:hAnsi="Liberation Serif"/>
           <w:b/>
           <w:bCs/>
         </w:rPr>
@@ -2401,7 +2337,6 @@
       <w:r>
         <w:rPr>
           <w:rStyle w:val="Strong"/>
-          <w:rFonts w:ascii="Liberation Serif" w:hAnsi="Liberation Serif"/>
           <w:b w:val="false"/>
           <w:bCs w:val="false"/>
         </w:rPr>
@@ -2410,7 +2345,6 @@
       <w:r>
         <w:rPr>
           <w:rStyle w:val="Strong"/>
-          <w:rFonts w:ascii="Liberation Serif" w:hAnsi="Liberation Serif"/>
           <w:b/>
           <w:bCs/>
         </w:rPr>
@@ -2419,7 +2353,6 @@
       <w:r>
         <w:rPr>
           <w:rStyle w:val="Strong"/>
-          <w:rFonts w:ascii="Liberation Serif" w:hAnsi="Liberation Serif"/>
           <w:b w:val="false"/>
           <w:bCs w:val="false"/>
         </w:rPr>
@@ -2428,7 +2361,6 @@
       <w:r>
         <w:rPr>
           <w:rStyle w:val="Strong"/>
-          <w:rFonts w:ascii="Liberation Serif" w:hAnsi="Liberation Serif"/>
           <w:b/>
           <w:bCs/>
         </w:rPr>
@@ -2437,29 +2369,10 @@
       <w:r>
         <w:rPr>
           <w:rStyle w:val="Strong"/>
-          <w:rFonts w:ascii="Liberation Serif" w:hAnsi="Liberation Serif"/>
           <w:b w:val="false"/>
           <w:bCs w:val="false"/>
         </w:rPr>
-        <w:t xml:space="preserve"> the purpose of these flags was to help debugging cases of  ambiguity and errors in classification, the idea was to identify edge cases and to record AI decisions. “evidence” was some text explaining why a category was selected, “ambiguity flags” what was the reason for ambiguities. Turns out classification was very binary, either the category was identified in high confidence or the categorization failed. After adding a missing category it was identified </w:t>
-      </w:r>
-      <w:r>
-        <w:rPr>
-          <w:rStyle w:val="Strong"/>
-          <w:rFonts w:ascii="Liberation Serif" w:hAnsi="Liberation Serif"/>
-          <w:b w:val="false"/>
-          <w:bCs w:val="false"/>
-        </w:rPr>
-        <w:t xml:space="preserve">with </w:t>
-      </w:r>
-      <w:r>
-        <w:rPr>
-          <w:rStyle w:val="Strong"/>
-          <w:rFonts w:ascii="Liberation Serif" w:hAnsi="Liberation Serif"/>
-          <w:b w:val="false"/>
-          <w:bCs w:val="false"/>
-        </w:rPr>
-        <w:t xml:space="preserve">high confidence </w:t>
+        <w:t xml:space="preserve"> the purpose of these flags was to help debugging cases of  ambiguity and errors in classification, the idea was to identify edge cases and to record AI decisions. “evidence” was some text explaining why a category was selected, “ambiguity flags” what was the reason for ambiguities. Turns out classification was very binary, either the category was identified in high confidence or the categorization failed. After adding a missing category it was identified with high confidence </w:t>
       </w:r>
     </w:p>
     <w:p>
@@ -2469,27 +2382,17 @@
           <w:ilvl w:val="0"/>
           <w:numId w:val="8"/>
         </w:numPr>
-        <w:pBdr/>
         <w:rPr/>
       </w:pPr>
       <w:r>
         <w:rPr>
           <w:rStyle w:val="Strong"/>
-          <w:rFonts w:ascii="Liberation Serif" w:hAnsi="Liberation Serif"/>
-        </w:rPr>
-        <w:t xml:space="preserve">Cascade deletes: </w:t>
+        </w:rPr>
+        <w:t>Cascade deletes: N</w:t>
       </w:r>
       <w:r>
         <w:rPr>
           <w:rStyle w:val="Strong"/>
-          <w:rFonts w:ascii="Liberation Serif" w:hAnsi="Liberation Serif"/>
-        </w:rPr>
-        <w:t>N</w:t>
-      </w:r>
-      <w:r>
-        <w:rPr>
-          <w:rStyle w:val="Strong"/>
-          <w:rFonts w:ascii="Liberation Serif" w:hAnsi="Liberation Serif"/>
           <w:b w:val="false"/>
           <w:bCs w:val="false"/>
         </w:rPr>
@@ -2499,20 +2402,16 @@
     <w:p>
       <w:pPr>
         <w:pStyle w:val="Heading1"/>
+        <w:numPr>
+          <w:ilvl w:val="0"/>
+          <w:numId w:val="1"/>
+        </w:numPr>
         <w:ind w:hanging="0" w:start="0"/>
         <w:rPr/>
       </w:pPr>
       <w:r>
         <w:rPr/>
-        <w:t>Chunking,</w:t>
-      </w:r>
-      <w:r>
-        <w:rPr/>
-        <w:t xml:space="preserve"> Extraction </w:t>
-      </w:r>
-      <w:r>
-        <w:rPr/>
-        <w:t>and Categorization</w:t>
+        <w:t>Chunking, Extraction and Categorization</w:t>
       </w:r>
     </w:p>
     <w:p>
@@ -2734,16 +2633,16 @@
       </w:r>
       <w:r>
         <w:rPr/>
-        <w:t xml:space="preserve"> “. </w:t>
-      </w:r>
-      <w:r>
-        <w:rPr/>
-        <w:t>During testing, I fix missing categorization and updated the taxonomy accordingly</w:t>
+        <w:t xml:space="preserve"> “. During testing, I fix missing categorization and updated the taxonomy accordingly</w:t>
       </w:r>
     </w:p>
     <w:p>
       <w:pPr>
         <w:pStyle w:val="Heading1"/>
+        <w:numPr>
+          <w:ilvl w:val="0"/>
+          <w:numId w:val="1"/>
+        </w:numPr>
         <w:ind w:hanging="0" w:start="0"/>
         <w:rPr/>
       </w:pPr>
@@ -2765,6 +2664,10 @@
     <w:p>
       <w:pPr>
         <w:pStyle w:val="Heading1"/>
+        <w:numPr>
+          <w:ilvl w:val="0"/>
+          <w:numId w:val="1"/>
+        </w:numPr>
         <w:ind w:hanging="0" w:start="0"/>
         <w:rPr/>
       </w:pPr>
@@ -2780,39 +2683,7 @@
       </w:pPr>
       <w:r>
         <w:rPr/>
-        <w:t xml:space="preserve">The UI was designed to include all the different elements: contract, clauses, extracted entities without being too dense. The main windows also include buttons for </w:t>
-      </w:r>
-      <w:r>
-        <w:rPr/>
-        <w:t>uploading</w:t>
-      </w:r>
-      <w:r>
-        <w:rPr/>
-        <w:t xml:space="preserve"> new contracts and </w:t>
-      </w:r>
-      <w:r>
-        <w:rPr/>
-        <w:t xml:space="preserve">for </w:t>
-      </w:r>
-      <w:r>
-        <w:rPr/>
-        <w:t>deleting contract</w:t>
-      </w:r>
-      <w:r>
-        <w:rPr/>
-        <w:t xml:space="preserve">s. Upload is only supported from local files </w:t>
-      </w:r>
-      <w:r>
-        <w:rPr/>
-        <w:t xml:space="preserve">so </w:t>
-      </w:r>
-      <w:r>
-        <w:rPr/>
-        <w:t xml:space="preserve">other sources are grayed out. </w:t>
-      </w:r>
-      <w:r>
-        <w:rPr/>
-        <w:t>The UI includes the list of contracts, for each selected contract the raw text is displayed in one pane and the list of clauses in another pane. When a clause is selected the clause is highlighted in the raw text. I another pane the clause extracted enetities are displayed.</w:t>
+        <w:t>The UI was designed to include all the different elements: contract, clauses, extracted entities without being too dense. The main windows also include buttons for uploading new contracts and for deleting contracts. Upload is only supported from local files so other sources are grayed out. The UI includes the list of contracts, for each selected contract the raw text is displayed in one pane and the list of clauses in another pane. When a clause is selected the clause is highlighted in the raw text. I another pane the clause extracted enetities are displayed.</w:t>
       </w:r>
     </w:p>
     <w:p>
@@ -2826,7 +2697,6 @@
       </w:pPr>
       <w:r>
         <w:rPr>
-          <w:rFonts w:ascii="Liberation Serif" w:hAnsi="Liberation Serif"/>
           <w:b w:val="false"/>
           <w:bCs w:val="false"/>
         </w:rPr>
@@ -2842,7 +2712,7 @@
             <wp:extent cx="6332220" cy="3180080"/>
             <wp:effectExtent l="0" t="0" r="0" b="0"/>
             <wp:wrapTopAndBottom/>
-            <wp:docPr id="12" name="Image1"/>
+            <wp:docPr id="16" name="Image1"/>
             <wp:cNvGraphicFramePr>
               <a:graphicFrameLocks xmlns:a="http://schemas.openxmlformats.org/drawingml/2006/main" noChangeAspect="1"/>
             </wp:cNvGraphicFramePr>
@@ -2850,7 +2720,7 @@
               <a:graphicData uri="http://schemas.openxmlformats.org/drawingml/2006/picture">
                 <pic:pic xmlns:pic="http://schemas.openxmlformats.org/drawingml/2006/picture">
                   <pic:nvPicPr>
-                    <pic:cNvPr id="12" name="Image1"/>
+                    <pic:cNvPr id="16" name="Image1"/>
                     <pic:cNvPicPr>
                       <a:picLocks noChangeAspect="1" noChangeArrowheads="1"/>
                     </pic:cNvPicPr>
@@ -2881,6 +2751,10 @@
     <w:p>
       <w:pPr>
         <w:pStyle w:val="Heading1"/>
+        <w:numPr>
+          <w:ilvl w:val="0"/>
+          <w:numId w:val="1"/>
+        </w:numPr>
         <w:ind w:hanging="0" w:start="0"/>
         <w:rPr/>
       </w:pPr>
@@ -2904,7 +2778,6 @@
       </w:pPr>
       <w:r>
         <w:rPr>
-          <w:rFonts w:ascii="Liberation Serif" w:hAnsi="Liberation Serif"/>
           <w:b w:val="false"/>
           <w:bCs w:val="false"/>
         </w:rPr>
@@ -2912,7 +2785,6 @@
       </w:r>
       <w:r>
         <w:rPr>
-          <w:rFonts w:ascii="Liberation Serif" w:hAnsi="Liberation Serif"/>
           <w:b/>
           <w:bCs/>
         </w:rPr>
@@ -2920,7 +2792,6 @@
       </w:r>
       <w:r>
         <w:rPr>
-          <w:rFonts w:ascii="Liberation Serif" w:hAnsi="Liberation Serif"/>
           <w:b w:val="false"/>
           <w:bCs w:val="false"/>
         </w:rPr>
@@ -2942,7 +2813,6 @@
       </w:pPr>
       <w:r>
         <w:rPr>
-          <w:rFonts w:ascii="Liberation Serif" w:hAnsi="Liberation Serif"/>
           <w:b w:val="false"/>
           <w:bCs w:val="false"/>
         </w:rPr>
@@ -2950,7 +2820,6 @@
       </w:r>
       <w:r>
         <w:rPr>
-          <w:rFonts w:ascii="Liberation Serif" w:hAnsi="Liberation Serif"/>
           <w:b/>
           <w:bCs/>
         </w:rPr>
@@ -2972,7 +2841,6 @@
       </w:pPr>
       <w:r>
         <w:rPr>
-          <w:rFonts w:ascii="Liberation Serif" w:hAnsi="Liberation Serif"/>
           <w:b w:val="false"/>
           <w:bCs w:val="false"/>
         </w:rPr>
@@ -2994,7 +2862,6 @@
       </w:pPr>
       <w:r>
         <w:rPr>
-          <w:rFonts w:ascii="Liberation Serif" w:hAnsi="Liberation Serif"/>
           <w:b w:val="false"/>
           <w:bCs w:val="false"/>
         </w:rPr>
@@ -3164,7 +3031,6 @@
           <w:rPr>
             <w:rStyle w:val="Hyperlink"/>
             <w:b/>
-            <w:b/>
             <w:bCs/>
           </w:rPr>
           <w:t>http://localhost:6363/docs</w:t>
@@ -3213,7 +3079,6 @@
       </w:pPr>
       <w:r>
         <w:rPr>
-          <w:rFonts w:ascii="Liberation Serif" w:hAnsi="Liberation Serif"/>
           <w:b w:val="false"/>
           <w:bCs w:val="false"/>
         </w:rPr>
@@ -3234,12 +3099,23 @@
         </w:rPr>
       </w:pPr>
       <w:r>
-        <w:rPr/>
+        <w:rPr>
+          <w:rFonts w:eastAsia="Arial" w:cs="Arial" w:ascii="Arial" w:hAnsi="Arial"/>
+          <w:b/>
+          <w:bCs/>
+          <w:color w:val="1F3864"/>
+          <w:sz w:val="56"/>
+          <w:szCs w:val="56"/>
+        </w:rPr>
       </w:r>
     </w:p>
     <w:p>
       <w:pPr>
         <w:pStyle w:val="Heading1"/>
+        <w:numPr>
+          <w:ilvl w:val="0"/>
+          <w:numId w:val="1"/>
+        </w:numPr>
         <w:spacing w:before="240" w:after="120"/>
         <w:ind w:hanging="0" w:start="0"/>
         <w:rPr>
@@ -3253,7 +3129,12 @@
       </w:pPr>
       <w:r>
         <w:rPr>
-          <w:rFonts w:ascii="Liberation Serif" w:hAnsi="Liberation Serif"/>
+          <w:rFonts w:eastAsia="Courier New" w:cs="Courier New"/>
+          <w:b/>
+          <w:bCs/>
+          <w:color w:val="2E75B6"/>
+          <w:sz w:val="24"/>
+          <w:szCs w:val="24"/>
         </w:rPr>
       </w:r>
     </w:p>
@@ -3276,7 +3157,6 @@
     <w:lvl w:ilvl="0">
       <w:start w:val="1"/>
       <w:numFmt w:val="none"/>
-      <w:pStyle w:val="Heading1"/>
       <w:suff w:val="nothing"/>
       <w:lvlText w:val=""/>
       <w:lvlJc w:val="start"/>
@@ -3286,22 +3166,9 @@
         </w:tabs>
         <w:ind w:start="0" w:hanging="0"/>
       </w:pPr>
+      <w:rPr/>
     </w:lvl>
     <w:lvl w:ilvl="1">
-      <w:start w:val="1"/>
-      <w:numFmt w:val="none"/>
-      <w:pStyle w:val="Heading2"/>
-      <w:suff w:val="nothing"/>
-      <w:lvlText w:val=""/>
-      <w:lvlJc w:val="start"/>
-      <w:pPr>
-        <w:tabs>
-          <w:tab w:val="num" w:pos="0"/>
-        </w:tabs>
-        <w:ind w:start="0" w:hanging="0"/>
-      </w:pPr>
-    </w:lvl>
-    <w:lvl w:ilvl="2">
       <w:start w:val="1"/>
       <w:numFmt w:val="none"/>
       <w:suff w:val="nothing"/>
@@ -3313,8 +3180,9 @@
         </w:tabs>
         <w:ind w:start="0" w:hanging="0"/>
       </w:pPr>
-    </w:lvl>
-    <w:lvl w:ilvl="3">
+      <w:rPr/>
+    </w:lvl>
+    <w:lvl w:ilvl="2">
       <w:start w:val="1"/>
       <w:numFmt w:val="none"/>
       <w:suff w:val="nothing"/>
@@ -3326,8 +3194,9 @@
         </w:tabs>
         <w:ind w:start="0" w:hanging="0"/>
       </w:pPr>
-    </w:lvl>
-    <w:lvl w:ilvl="4">
+      <w:rPr/>
+    </w:lvl>
+    <w:lvl w:ilvl="3">
       <w:start w:val="1"/>
       <w:numFmt w:val="none"/>
       <w:suff w:val="nothing"/>
@@ -3339,8 +3208,9 @@
         </w:tabs>
         <w:ind w:start="0" w:hanging="0"/>
       </w:pPr>
-    </w:lvl>
-    <w:lvl w:ilvl="5">
+      <w:rPr/>
+    </w:lvl>
+    <w:lvl w:ilvl="4">
       <w:start w:val="1"/>
       <w:numFmt w:val="none"/>
       <w:suff w:val="nothing"/>
@@ -3352,8 +3222,9 @@
         </w:tabs>
         <w:ind w:start="0" w:hanging="0"/>
       </w:pPr>
-    </w:lvl>
-    <w:lvl w:ilvl="6">
+      <w:rPr/>
+    </w:lvl>
+    <w:lvl w:ilvl="5">
       <w:start w:val="1"/>
       <w:numFmt w:val="none"/>
       <w:suff w:val="nothing"/>
@@ -3365,8 +3236,9 @@
         </w:tabs>
         <w:ind w:start="0" w:hanging="0"/>
       </w:pPr>
-    </w:lvl>
-    <w:lvl w:ilvl="7">
+      <w:rPr/>
+    </w:lvl>
+    <w:lvl w:ilvl="6">
       <w:start w:val="1"/>
       <w:numFmt w:val="none"/>
       <w:suff w:val="nothing"/>
@@ -3378,8 +3250,9 @@
         </w:tabs>
         <w:ind w:start="0" w:hanging="0"/>
       </w:pPr>
-    </w:lvl>
-    <w:lvl w:ilvl="8">
+      <w:rPr/>
+    </w:lvl>
+    <w:lvl w:ilvl="7">
       <w:start w:val="1"/>
       <w:numFmt w:val="none"/>
       <w:suff w:val="nothing"/>
@@ -3391,6 +3264,21 @@
         </w:tabs>
         <w:ind w:start="0" w:hanging="0"/>
       </w:pPr>
+      <w:rPr/>
+    </w:lvl>
+    <w:lvl w:ilvl="8">
+      <w:start w:val="1"/>
+      <w:numFmt w:val="none"/>
+      <w:suff w:val="nothing"/>
+      <w:lvlText w:val=""/>
+      <w:lvlJc w:val="start"/>
+      <w:pPr>
+        <w:tabs>
+          <w:tab w:val="num" w:pos="0"/>
+        </w:tabs>
+        <w:ind w:start="0" w:hanging="0"/>
+      </w:pPr>
+      <w:rPr/>
     </w:lvl>
   </w:abstractNum>
   <w:abstractNum w:abstractNumId="2">
@@ -4761,6 +4649,125 @@
       <w:rPr>
         <w:rFonts w:ascii="OpenSymbol" w:hAnsi="OpenSymbol" w:cs="OpenSymbol" w:hint="default"/>
       </w:rPr>
+    </w:lvl>
+  </w:abstractNum>
+  <w:abstractNum w:abstractNumId="12">
+    <w:lvl w:ilvl="0">
+      <w:start w:val="1"/>
+      <w:numFmt w:val="none"/>
+      <w:suff w:val="nothing"/>
+      <w:lvlText w:val=""/>
+      <w:lvlJc w:val="start"/>
+      <w:pPr>
+        <w:tabs>
+          <w:tab w:val="num" w:pos="0"/>
+        </w:tabs>
+        <w:ind w:start="0" w:hanging="0"/>
+      </w:pPr>
+    </w:lvl>
+    <w:lvl w:ilvl="1">
+      <w:start w:val="1"/>
+      <w:numFmt w:val="none"/>
+      <w:suff w:val="nothing"/>
+      <w:lvlText w:val=""/>
+      <w:lvlJc w:val="start"/>
+      <w:pPr>
+        <w:tabs>
+          <w:tab w:val="num" w:pos="0"/>
+        </w:tabs>
+        <w:ind w:start="0" w:hanging="0"/>
+      </w:pPr>
+    </w:lvl>
+    <w:lvl w:ilvl="2">
+      <w:start w:val="1"/>
+      <w:numFmt w:val="none"/>
+      <w:suff w:val="nothing"/>
+      <w:lvlText w:val=""/>
+      <w:lvlJc w:val="start"/>
+      <w:pPr>
+        <w:tabs>
+          <w:tab w:val="num" w:pos="0"/>
+        </w:tabs>
+        <w:ind w:start="0" w:hanging="0"/>
+      </w:pPr>
+    </w:lvl>
+    <w:lvl w:ilvl="3">
+      <w:start w:val="1"/>
+      <w:numFmt w:val="none"/>
+      <w:suff w:val="nothing"/>
+      <w:lvlText w:val=""/>
+      <w:lvlJc w:val="start"/>
+      <w:pPr>
+        <w:tabs>
+          <w:tab w:val="num" w:pos="0"/>
+        </w:tabs>
+        <w:ind w:start="0" w:hanging="0"/>
+      </w:pPr>
+    </w:lvl>
+    <w:lvl w:ilvl="4">
+      <w:start w:val="1"/>
+      <w:numFmt w:val="none"/>
+      <w:suff w:val="nothing"/>
+      <w:lvlText w:val=""/>
+      <w:lvlJc w:val="start"/>
+      <w:pPr>
+        <w:tabs>
+          <w:tab w:val="num" w:pos="0"/>
+        </w:tabs>
+        <w:ind w:start="0" w:hanging="0"/>
+      </w:pPr>
+    </w:lvl>
+    <w:lvl w:ilvl="5">
+      <w:start w:val="1"/>
+      <w:numFmt w:val="none"/>
+      <w:suff w:val="nothing"/>
+      <w:lvlText w:val=""/>
+      <w:lvlJc w:val="start"/>
+      <w:pPr>
+        <w:tabs>
+          <w:tab w:val="num" w:pos="0"/>
+        </w:tabs>
+        <w:ind w:start="0" w:hanging="0"/>
+      </w:pPr>
+    </w:lvl>
+    <w:lvl w:ilvl="6">
+      <w:start w:val="1"/>
+      <w:numFmt w:val="none"/>
+      <w:suff w:val="nothing"/>
+      <w:lvlText w:val=""/>
+      <w:lvlJc w:val="start"/>
+      <w:pPr>
+        <w:tabs>
+          <w:tab w:val="num" w:pos="0"/>
+        </w:tabs>
+        <w:ind w:start="0" w:hanging="0"/>
+      </w:pPr>
+    </w:lvl>
+    <w:lvl w:ilvl="7">
+      <w:start w:val="1"/>
+      <w:numFmt w:val="none"/>
+      <w:suff w:val="nothing"/>
+      <w:lvlText w:val=""/>
+      <w:lvlJc w:val="start"/>
+      <w:pPr>
+        <w:tabs>
+          <w:tab w:val="num" w:pos="0"/>
+        </w:tabs>
+        <w:ind w:start="0" w:hanging="0"/>
+      </w:pPr>
+    </w:lvl>
+    <w:lvl w:ilvl="8">
+      <w:start w:val="1"/>
+      <w:numFmt w:val="none"/>
+      <w:suff w:val="nothing"/>
+      <w:lvlText w:val=""/>
+      <w:lvlJc w:val="start"/>
+      <w:pPr>
+        <w:tabs>
+          <w:tab w:val="num" w:pos="0"/>
+        </w:tabs>
+        <w:ind w:start="0" w:hanging="0"/>
+      </w:pPr>
     </w:lvl>
   </w:abstractNum>
   <w:num w:numId="1">
@@ -4795,6 +4802,9 @@
   </w:num>
   <w:num w:numId="11">
     <w:abstractNumId w:val="11"/>
+  </w:num>
+  <w:num w:numId="12">
+    <w:abstractNumId w:val="12"/>
   </w:num>
 </w:numbering>
 </file>
@@ -4873,8 +4883,8 @@
       <w:szCs w:val="36"/>
     </w:rPr>
   </w:style>
-  <w:style w:type="character" w:styleId="Bulletsuser">
-    <w:name w:val="Bullets (user)"/>
+  <w:style w:type="character" w:styleId="Bullets">
+    <w:name w:val="Bullets"/>
     <w:qFormat/>
     <w:rPr>
       <w:rFonts w:ascii="OpenSymbol" w:hAnsi="OpenSymbol" w:eastAsia="OpenSymbol" w:cs="OpenSymbol"/>
@@ -4893,8 +4903,8 @@
       <w:bCs/>
     </w:rPr>
   </w:style>
-  <w:style w:type="character" w:styleId="Bullets">
-    <w:name w:val="Bullets"/>
+  <w:style w:type="character" w:styleId="Bulletsuser">
+    <w:name w:val="Bullets (user)"/>
     <w:qFormat/>
     <w:rPr>
       <w:rFonts w:ascii="OpenSymbol" w:hAnsi="OpenSymbol" w:eastAsia="OpenSymbol" w:cs="OpenSymbol"/>
@@ -5009,6 +5019,7 @@
     <w:qFormat/>
     <w:pPr>
       <w:widowControl/>
+      <w:suppressAutoHyphens w:val="true"/>
       <w:bidi w:val="0"/>
       <w:spacing w:before="0" w:after="0"/>
       <w:jc w:val="start"/>
@@ -5021,6 +5032,13 @@
       <w:szCs w:val="24"/>
       <w:lang w:val="en-US" w:eastAsia="zh-CN" w:bidi="hi-IN"/>
     </w:rPr>
+  </w:style>
+  <w:style w:type="paragraph" w:styleId="FrameContents">
+    <w:name w:val="Frame Contents"/>
+    <w:basedOn w:val="Normal"/>
+    <w:qFormat/>
+    <w:pPr/>
+    <w:rPr/>
   </w:style>
 </w:styles>
 </file>

--- a/overview.docx
+++ b/overview.docx
@@ -83,7 +83,7 @@
         <w:pStyle w:val="Heading1"/>
         <w:numPr>
           <w:ilvl w:val="0"/>
-          <w:numId w:val="1"/>
+          <w:numId w:val="0"/>
         </w:numPr>
         <w:ind w:hanging="0" w:start="0"/>
         <w:rPr>
@@ -94,23 +94,6 @@
         <w:rPr>
           <w:rFonts w:ascii="Liberation Serif" w:hAnsi="Liberation Serif"/>
         </w:rPr>
-        <w:t>Architecture</w:t>
-      </w:r>
-    </w:p>
-    <w:p>
-      <w:pPr>
-        <w:pStyle w:val="Heading1"/>
-        <w:numPr>
-          <w:ilvl w:val="0"/>
-          <w:numId w:val="1"/>
-        </w:numPr>
-        <w:ind w:hanging="0" w:start="0"/>
-        <w:rPr>
-          <w:rFonts w:ascii="Liberation Serif" w:hAnsi="Liberation Serif"/>
-        </w:rPr>
-      </w:pPr>
-      <w:r>
-        <w:rPr/>
       </w:r>
     </w:p>
     <w:p>
@@ -133,7 +116,7 @@
                 <wp:positionV relativeFrom="paragraph">
                   <wp:posOffset>38735</wp:posOffset>
                 </wp:positionV>
-                <wp:extent cx="7128510" cy="2654300"/>
+                <wp:extent cx="7127875" cy="2653665"/>
                 <wp:effectExtent l="1270" t="635" r="0" b="635"/>
                 <wp:wrapThrough wrapText="largest">
                   <wp:wrapPolygon edited="0">
@@ -152,9 +135,9 @@
                       <wpg:grpSpPr>
                         <a:xfrm>
                           <a:off x="0" y="0"/>
-                          <a:ext cx="7128360" cy="2654280"/>
+                          <a:ext cx="7128000" cy="2653560"/>
                           <a:chOff x="0" y="0"/>
-                          <a:chExt cx="7128360" cy="2654280"/>
+                          <a:chExt cx="7128000" cy="2653560"/>
                         </a:xfrm>
                       </wpg:grpSpPr>
                       <wps:wsp>
@@ -163,7 +146,7 @@
                         <wps:spPr>
                           <a:xfrm>
                             <a:off x="0" y="931680"/>
-                            <a:ext cx="1278360" cy="730080"/>
+                            <a:ext cx="1277640" cy="729720"/>
                           </a:xfrm>
                           <a:prstGeom prst="rect">
                             <a:avLst/>
@@ -196,7 +179,7 @@
                             <w:p>
                               <w:pPr>
                                 <w:pStyle w:val="Normal"/>
-                                <w:overflowPunct w:val="false"/>
+                                <w:overflowPunct w:val="true"/>
                                 <w:spacing w:lineRule="auto" w:line="240" w:before="0" w:after="0"/>
                                 <w:ind w:hanging="0" w:start="0" w:end="0"/>
                                 <w:jc w:val="center"/>
@@ -239,7 +222,7 @@
                         <wps:spPr>
                           <a:xfrm>
                             <a:off x="1372320" y="1206000"/>
-                            <a:ext cx="637560" cy="181440"/>
+                            <a:ext cx="636840" cy="181080"/>
                           </a:xfrm>
                           <a:prstGeom prst="rightArrow">
                             <a:avLst>
@@ -268,7 +251,7 @@
                         <wps:spPr>
                           <a:xfrm>
                             <a:off x="2093040" y="931680"/>
-                            <a:ext cx="1278720" cy="730080"/>
+                            <a:ext cx="1278360" cy="729720"/>
                           </a:xfrm>
                           <a:prstGeom prst="rect">
                             <a:avLst/>
@@ -301,7 +284,7 @@
                             <w:p>
                               <w:pPr>
                                 <w:pStyle w:val="Normal"/>
-                                <w:overflowPunct w:val="false"/>
+                                <w:overflowPunct w:val="true"/>
                                 <w:spacing w:lineRule="auto" w:line="240" w:before="0" w:after="0"/>
                                 <w:ind w:hanging="0" w:start="0" w:end="0"/>
                                 <w:jc w:val="center"/>
@@ -335,7 +318,7 @@
                             <w:p>
                               <w:pPr>
                                 <w:pStyle w:val="Normal"/>
-                                <w:overflowPunct w:val="false"/>
+                                <w:overflowPunct w:val="true"/>
                                 <w:spacing w:lineRule="auto" w:line="240" w:before="0" w:after="0"/>
                                 <w:ind w:hanging="0" w:start="0" w:end="0"/>
                                 <w:jc w:val="center"/>
@@ -378,7 +361,7 @@
                         <wps:spPr>
                           <a:xfrm>
                             <a:off x="4204800" y="931680"/>
-                            <a:ext cx="1278360" cy="730080"/>
+                            <a:ext cx="1277640" cy="729720"/>
                           </a:xfrm>
                           <a:prstGeom prst="rect">
                             <a:avLst/>
@@ -411,7 +394,7 @@
                             <w:p>
                               <w:pPr>
                                 <w:pStyle w:val="Normal"/>
-                                <w:overflowPunct w:val="false"/>
+                                <w:overflowPunct w:val="true"/>
                                 <w:spacing w:lineRule="auto" w:line="240" w:before="0" w:after="0"/>
                                 <w:ind w:hanging="0" w:start="0" w:end="0"/>
                                 <w:jc w:val="center"/>
@@ -445,7 +428,7 @@
                             <w:p>
                               <w:pPr>
                                 <w:pStyle w:val="Normal"/>
-                                <w:overflowPunct w:val="false"/>
+                                <w:overflowPunct w:val="true"/>
                                 <w:spacing w:lineRule="auto" w:line="240" w:before="0" w:after="0"/>
                                 <w:ind w:hanging="0" w:start="0" w:end="0"/>
                                 <w:jc w:val="center"/>
@@ -488,7 +471,7 @@
                         <wps:spPr>
                           <a:xfrm>
                             <a:off x="1373040" y="1206000"/>
-                            <a:ext cx="637560" cy="181440"/>
+                            <a:ext cx="636840" cy="181080"/>
                           </a:xfrm>
                           <a:prstGeom prst="rightArrow">
                             <a:avLst>
@@ -517,7 +500,7 @@
                         <wps:spPr>
                           <a:xfrm>
                             <a:off x="3473280" y="1206000"/>
-                            <a:ext cx="637560" cy="181440"/>
+                            <a:ext cx="636840" cy="181080"/>
                           </a:xfrm>
                           <a:prstGeom prst="rightArrow">
                             <a:avLst>
@@ -546,7 +529,7 @@
                         <wps:spPr>
                           <a:xfrm>
                             <a:off x="5850360" y="0"/>
-                            <a:ext cx="1278360" cy="730080"/>
+                            <a:ext cx="1277640" cy="729720"/>
                           </a:xfrm>
                           <a:prstGeom prst="rect">
                             <a:avLst/>
@@ -579,7 +562,7 @@
                             <w:p>
                               <w:pPr>
                                 <w:pStyle w:val="Normal"/>
-                                <w:overflowPunct w:val="false"/>
+                                <w:overflowPunct w:val="true"/>
                                 <w:spacing w:lineRule="auto" w:line="240" w:before="0" w:after="0"/>
                                 <w:ind w:hanging="0" w:start="0" w:end="0"/>
                                 <w:jc w:val="center"/>
@@ -613,7 +596,7 @@
                             <w:p>
                               <w:pPr>
                                 <w:pStyle w:val="Normal"/>
-                                <w:overflowPunct w:val="false"/>
+                                <w:overflowPunct w:val="true"/>
                                 <w:spacing w:lineRule="auto" w:line="240" w:before="0" w:after="0"/>
                                 <w:ind w:hanging="0" w:start="0" w:end="0"/>
                                 <w:jc w:val="center"/>
@@ -647,7 +630,7 @@
                             <w:p>
                               <w:pPr>
                                 <w:pStyle w:val="Normal"/>
-                                <w:overflowPunct w:val="false"/>
+                                <w:overflowPunct w:val="true"/>
                                 <w:spacing w:lineRule="auto" w:line="240" w:before="0" w:after="0"/>
                                 <w:ind w:hanging="0" w:start="0" w:end="0"/>
                                 <w:jc w:val="center"/>
@@ -669,7 +652,7 @@
                         <wps:spPr>
                           <a:xfrm>
                             <a:off x="6012720" y="1828080"/>
-                            <a:ext cx="932760" cy="826200"/>
+                            <a:ext cx="932040" cy="825480"/>
                           </a:xfrm>
                           <a:prstGeom prst="can">
                             <a:avLst>
@@ -704,7 +687,7 @@
                             <w:p>
                               <w:pPr>
                                 <w:pStyle w:val="Normal"/>
-                                <w:overflowPunct w:val="false"/>
+                                <w:overflowPunct w:val="true"/>
                                 <w:spacing w:lineRule="auto" w:line="240" w:before="0" w:after="0"/>
                                 <w:ind w:hanging="0" w:start="0" w:end="0"/>
                                 <w:jc w:val="center"/>
@@ -738,7 +721,7 @@
                             <w:p>
                               <w:pPr>
                                 <w:pStyle w:val="Normal"/>
-                                <w:overflowPunct w:val="false"/>
+                                <w:overflowPunct w:val="true"/>
                                 <w:spacing w:lineRule="auto" w:line="240" w:before="0" w:after="0"/>
                                 <w:ind w:hanging="0" w:start="0" w:end="0"/>
                                 <w:jc w:val="center"/>
@@ -780,8 +763,8 @@
                         <wps:cNvSpPr/>
                         <wps:spPr>
                           <a:xfrm rot="19902000">
-                            <a:off x="5229000" y="547560"/>
-                            <a:ext cx="637560" cy="181440"/>
+                            <a:off x="5229360" y="547200"/>
+                            <a:ext cx="636840" cy="181080"/>
                           </a:xfrm>
                           <a:prstGeom prst="rightArrow">
                             <a:avLst>
@@ -809,8 +792,8 @@
                         <wps:cNvSpPr/>
                         <wps:spPr>
                           <a:xfrm rot="1522200">
-                            <a:off x="5349600" y="1856880"/>
-                            <a:ext cx="637560" cy="181080"/>
+                            <a:off x="5349600" y="1856520"/>
+                            <a:ext cx="636840" cy="180360"/>
                           </a:xfrm>
                           <a:prstGeom prst="rightArrow">
                             <a:avLst>
@@ -839,7 +822,7 @@
                         <wps:spPr>
                           <a:xfrm>
                             <a:off x="4974480" y="362520"/>
-                            <a:ext cx="638640" cy="235440"/>
+                            <a:ext cx="638280" cy="235080"/>
                           </a:xfrm>
                           <a:prstGeom prst="rect">
                             <a:avLst/>
@@ -860,7 +843,7 @@
                             <w:p>
                               <w:pPr>
                                 <w:pStyle w:val="Normal"/>
-                                <w:overflowPunct w:val="false"/>
+                                <w:overflowPunct w:val="true"/>
                                 <w:spacing w:lineRule="auto" w:line="240" w:before="0" w:after="0"/>
                                 <w:ind w:hanging="0" w:start="0" w:end="0"/>
                                 <w:rPr/>
@@ -902,7 +885,7 @@
                         <wps:spPr>
                           <a:xfrm>
                             <a:off x="5320800" y="2007720"/>
-                            <a:ext cx="434520" cy="235440"/>
+                            <a:ext cx="433800" cy="235080"/>
                           </a:xfrm>
                           <a:prstGeom prst="rect">
                             <a:avLst/>
@@ -923,7 +906,7 @@
                             <w:p>
                               <w:pPr>
                                 <w:pStyle w:val="Normal"/>
-                                <w:overflowPunct w:val="false"/>
+                                <w:overflowPunct w:val="true"/>
                                 <w:spacing w:lineRule="auto" w:line="240" w:before="0" w:after="0"/>
                                 <w:ind w:hanging="0" w:start="0" w:end="0"/>
                                 <w:rPr/>
@@ -965,7 +948,7 @@
                         <wps:spPr>
                           <a:xfrm>
                             <a:off x="3512160" y="914400"/>
-                            <a:ext cx="749880" cy="235440"/>
+                            <a:ext cx="749160" cy="235080"/>
                           </a:xfrm>
                           <a:prstGeom prst="rect">
                             <a:avLst/>
@@ -986,7 +969,7 @@
                             <w:p>
                               <w:pPr>
                                 <w:pStyle w:val="Normal"/>
-                                <w:overflowPunct w:val="false"/>
+                                <w:overflowPunct w:val="true"/>
                                 <w:spacing w:lineRule="auto" w:line="240" w:before="0" w:after="0"/>
                                 <w:ind w:hanging="0" w:start="0" w:end="0"/>
                                 <w:rPr/>
@@ -1028,7 +1011,7 @@
                         <wps:spPr>
                           <a:xfrm>
                             <a:off x="1413360" y="914400"/>
-                            <a:ext cx="511920" cy="235440"/>
+                            <a:ext cx="511200" cy="235080"/>
                           </a:xfrm>
                           <a:prstGeom prst="rect">
                             <a:avLst/>
@@ -1049,7 +1032,7 @@
                             <w:p>
                               <w:pPr>
                                 <w:pStyle w:val="Normal"/>
-                                <w:overflowPunct w:val="false"/>
+                                <w:overflowPunct w:val="true"/>
                                 <w:spacing w:lineRule="auto" w:line="240" w:before="0" w:after="0"/>
                                 <w:ind w:hanging="0" w:start="0" w:end="0"/>
                                 <w:rPr/>
@@ -1093,8 +1076,8 @@
           </mc:Choice>
           <mc:Fallback>
             <w:pict>
-              <v:group id="shape_0" alt="Group object 1" style="position:absolute;margin-left:-6.1pt;margin-top:3.05pt;width:561.3pt;height:209pt" coordorigin="-122,61" coordsize="11226,4180">
-                <v:rect id="shape_0" fillcolor="#dde8cb" stroked="t" o:allowincell="f" style="position:absolute;left:-122;top:1528;width:2012;height:1149;mso-wrap-style:square;v-text-anchor:middle">
+              <v:group id="shape_0" alt="Group object 1" style="position:absolute;margin-left:-6.1pt;margin-top:3.05pt;width:561.25pt;height:208.95pt" coordorigin="-122,61" coordsize="11225,4179">
+                <v:rect id="shape_0" fillcolor="#dde8cb" stroked="t" o:allowincell="f" style="position:absolute;left:-122;top:1528;width:2011;height:1148;mso-wrap-style:square;v-text-anchor:middle">
                   <v:fill o:detectmouseclick="t" color2="#ffd7d7"/>
                   <v:stroke color="#3465a4" joinstyle="round" endcap="flat"/>
                   <v:textbox>
@@ -1102,7 +1085,7 @@
                       <w:p>
                         <w:pPr>
                           <w:pStyle w:val="Normal"/>
-                          <w:overflowPunct w:val="false"/>
+                          <w:overflowPunct w:val="true"/>
                           <w:spacing w:lineRule="auto" w:line="240" w:before="0" w:after="0"/>
                           <w:ind w:hanging="0" w:start="0" w:end="0"/>
                           <w:jc w:val="center"/>
@@ -1156,12 +1139,12 @@
                     <v:h position="@3,0"/>
                   </v:handles>
                 </v:shapetype>
-                <v:shape id="shape_0" stroked="t" o:allowincell="f" style="position:absolute;left:2039;top:1960;width:1003;height:285;mso-wrap-style:none;v-text-anchor:middle" type="_x0000_t13" path="l-2147483635,-2147483631l-2147483635,0l-2147483622,-2147483632l-2147483635,-2147483623l-2147483635,-2147483629l0,-2147483629xe">
+                <v:shape id="shape_0" stroked="t" o:allowincell="f" style="position:absolute;left:2039;top:1960;width:1002;height:284;mso-wrap-style:none;v-text-anchor:middle" type="_x0000_t13" path="l-2147483635,-2147483631l-2147483635,0l-2147483622,-2147483632l-2147483635,-2147483623l-2147483635,-2147483629l0,-2147483629xe">
                   <v:fill o:detectmouseclick="t" on="false"/>
                   <v:stroke color="#3465a4" joinstyle="round" endcap="flat"/>
                   <w10:wrap type="square" side="largest"/>
                 </v:shape>
-                <v:rect id="shape_0" fillcolor="#dde8cb" stroked="t" o:allowincell="f" style="position:absolute;left:3174;top:1528;width:2013;height:1149;mso-wrap-style:square;v-text-anchor:middle">
+                <v:rect id="shape_0" fillcolor="#dde8cb" stroked="t" o:allowincell="f" style="position:absolute;left:3174;top:1528;width:2012;height:1148;mso-wrap-style:square;v-text-anchor:middle">
                   <v:fill o:detectmouseclick="t" color2="#ffd7d7"/>
                   <v:stroke color="#3465a4" joinstyle="round" endcap="flat"/>
                   <v:textbox>
@@ -1169,7 +1152,7 @@
                       <w:p>
                         <w:pPr>
                           <w:pStyle w:val="Normal"/>
-                          <w:overflowPunct w:val="false"/>
+                          <w:overflowPunct w:val="true"/>
                           <w:spacing w:lineRule="auto" w:line="240" w:before="0" w:after="0"/>
                           <w:ind w:hanging="0" w:start="0" w:end="0"/>
                           <w:jc w:val="center"/>
@@ -1203,7 +1186,7 @@
                       <w:p>
                         <w:pPr>
                           <w:pStyle w:val="Normal"/>
-                          <w:overflowPunct w:val="false"/>
+                          <w:overflowPunct w:val="true"/>
                           <w:spacing w:lineRule="auto" w:line="240" w:before="0" w:after="0"/>
                           <w:ind w:hanging="0" w:start="0" w:end="0"/>
                           <w:jc w:val="center"/>
@@ -1238,7 +1221,7 @@
                   </v:textbox>
                   <w10:wrap type="square" side="largest"/>
                 </v:rect>
-                <v:rect id="shape_0" fillcolor="#dde8cb" stroked="t" o:allowincell="f" style="position:absolute;left:6500;top:1528;width:2012;height:1149;mso-wrap-style:square;v-text-anchor:middle">
+                <v:rect id="shape_0" fillcolor="#dde8cb" stroked="t" o:allowincell="f" style="position:absolute;left:6500;top:1528;width:2011;height:1148;mso-wrap-style:square;v-text-anchor:middle">
                   <v:fill o:detectmouseclick="t" color2="#ffd7d7"/>
                   <v:stroke color="#3465a4" joinstyle="round" endcap="flat"/>
                   <v:textbox>
@@ -1246,7 +1229,7 @@
                       <w:p>
                         <w:pPr>
                           <w:pStyle w:val="Normal"/>
-                          <w:overflowPunct w:val="false"/>
+                          <w:overflowPunct w:val="true"/>
                           <w:spacing w:lineRule="auto" w:line="240" w:before="0" w:after="0"/>
                           <w:ind w:hanging="0" w:start="0" w:end="0"/>
                           <w:jc w:val="center"/>
@@ -1280,7 +1263,7 @@
                       <w:p>
                         <w:pPr>
                           <w:pStyle w:val="Normal"/>
-                          <w:overflowPunct w:val="false"/>
+                          <w:overflowPunct w:val="true"/>
                           <w:spacing w:lineRule="auto" w:line="240" w:before="0" w:after="0"/>
                           <w:ind w:hanging="0" w:start="0" w:end="0"/>
                           <w:jc w:val="center"/>
@@ -1315,17 +1298,17 @@
                   </v:textbox>
                   <w10:wrap type="square" side="largest"/>
                 </v:rect>
-                <v:shape id="shape_0" stroked="t" o:allowincell="f" style="position:absolute;left:2040;top:1960;width:1003;height:285;mso-wrap-style:none;v-text-anchor:middle" type="_x0000_t13" path="l-2147483635,-2147483631l-2147483635,0l-2147483622,-2147483632l-2147483635,-2147483623l-2147483635,-2147483629l0,-2147483629xe">
+                <v:shape id="shape_0" stroked="t" o:allowincell="f" style="position:absolute;left:2040;top:1960;width:1002;height:284;mso-wrap-style:none;v-text-anchor:middle" type="_x0000_t13" path="l-2147483635,-2147483631l-2147483635,0l-2147483622,-2147483632l-2147483635,-2147483623l-2147483635,-2147483629l0,-2147483629xe">
                   <v:fill o:detectmouseclick="t" on="false"/>
                   <v:stroke color="#3465a4" joinstyle="round" endcap="flat"/>
                   <w10:wrap type="square" side="largest"/>
                 </v:shape>
-                <v:shape id="shape_0" stroked="t" o:allowincell="f" style="position:absolute;left:5348;top:1960;width:1003;height:285;mso-wrap-style:none;v-text-anchor:middle" type="_x0000_t13" path="l-2147483635,-2147483631l-2147483635,0l-2147483622,-2147483632l-2147483635,-2147483623l-2147483635,-2147483629l0,-2147483629xe">
+                <v:shape id="shape_0" stroked="t" o:allowincell="f" style="position:absolute;left:5348;top:1960;width:1002;height:284;mso-wrap-style:none;v-text-anchor:middle" type="_x0000_t13" path="l-2147483635,-2147483631l-2147483635,0l-2147483622,-2147483632l-2147483635,-2147483623l-2147483635,-2147483629l0,-2147483629xe">
                   <v:fill o:detectmouseclick="t" on="false"/>
                   <v:stroke color="#3465a4" joinstyle="round" endcap="flat"/>
                   <w10:wrap type="square" side="largest"/>
                 </v:shape>
-                <v:rect id="shape_0" fillcolor="#dde8cb" stroked="t" o:allowincell="f" style="position:absolute;left:9091;top:61;width:2012;height:1149;mso-wrap-style:square;v-text-anchor:middle">
+                <v:rect id="shape_0" fillcolor="#dde8cb" stroked="t" o:allowincell="f" style="position:absolute;left:9091;top:61;width:2011;height:1148;mso-wrap-style:square;v-text-anchor:middle">
                   <v:fill o:detectmouseclick="t" color2="#ffd7d7"/>
                   <v:stroke color="#3465a4" joinstyle="round" endcap="flat"/>
                   <v:textbox>
@@ -1333,7 +1316,7 @@
                       <w:p>
                         <w:pPr>
                           <w:pStyle w:val="Normal"/>
-                          <w:overflowPunct w:val="false"/>
+                          <w:overflowPunct w:val="true"/>
                           <w:spacing w:lineRule="auto" w:line="240" w:before="0" w:after="0"/>
                           <w:ind w:hanging="0" w:start="0" w:end="0"/>
                           <w:jc w:val="center"/>
@@ -1367,7 +1350,7 @@
                       <w:p>
                         <w:pPr>
                           <w:pStyle w:val="Normal"/>
-                          <w:overflowPunct w:val="false"/>
+                          <w:overflowPunct w:val="true"/>
                           <w:spacing w:lineRule="auto" w:line="240" w:before="0" w:after="0"/>
                           <w:ind w:hanging="0" w:start="0" w:end="0"/>
                           <w:jc w:val="center"/>
@@ -1401,7 +1384,7 @@
                       <w:p>
                         <w:pPr>
                           <w:pStyle w:val="Normal"/>
-                          <w:overflowPunct w:val="false"/>
+                          <w:overflowPunct w:val="true"/>
                           <w:spacing w:lineRule="auto" w:line="240" w:before="0" w:after="0"/>
                           <w:ind w:hanging="0" w:start="0" w:end="0"/>
                           <w:jc w:val="center"/>
@@ -1446,7 +1429,7 @@
                     <v:h position="10800,@3"/>
                   </v:handles>
                 </v:shapetype>
-                <v:shape id="shape_0" fillcolor="#dde8cb" stroked="t" o:allowincell="f" style="position:absolute;left:9347;top:2940;width:1468;height:1300;mso-wrap-style:square;v-text-anchor:middle" type="_x0000_t22" path="l-2147483632,-2147483640l-2147483631,-2147483630l-2147483633,-2147483637xel-2147483629,-2147483628l0,-2147483640xel-2147483627,-2147483626l-2147483632,-2147483640l-2147483625,-2147483624l-2147483633,-2147483640l-2147483632,-2147483640e">
+                <v:shape id="shape_0" fillcolor="#dde8cb" stroked="t" o:allowincell="f" style="position:absolute;left:9347;top:2940;width:1467;height:1299;mso-wrap-style:square;v-text-anchor:middle" type="_x0000_t22" path="l-2147483632,-2147483640l-2147483631,-2147483630l-2147483633,-2147483637xel-2147483629,-2147483628l0,-2147483640xel-2147483627,-2147483626l-2147483632,-2147483640l-2147483625,-2147483624l-2147483633,-2147483640l-2147483632,-2147483640e">
                   <v:fill o:detectmouseclick="t" color2="#ffd7d7"/>
                   <v:stroke color="#3465a4" joinstyle="round" endcap="flat"/>
                   <v:textbox>
@@ -1454,7 +1437,7 @@
                       <w:p>
                         <w:pPr>
                           <w:pStyle w:val="Normal"/>
-                          <w:overflowPunct w:val="false"/>
+                          <w:overflowPunct w:val="true"/>
                           <w:spacing w:lineRule="auto" w:line="240" w:before="0" w:after="0"/>
                           <w:ind w:hanging="0" w:start="0" w:end="0"/>
                           <w:jc w:val="center"/>
@@ -1488,7 +1471,7 @@
                       <w:p>
                         <w:pPr>
                           <w:pStyle w:val="Normal"/>
-                          <w:overflowPunct w:val="false"/>
+                          <w:overflowPunct w:val="true"/>
                           <w:spacing w:lineRule="auto" w:line="240" w:before="0" w:after="0"/>
                           <w:ind w:hanging="0" w:start="0" w:end="0"/>
                           <w:jc w:val="center"/>
@@ -1523,17 +1506,17 @@
                   </v:textbox>
                   <w10:wrap type="square" side="largest"/>
                 </v:shape>
-                <v:shape id="shape_0" stroked="t" o:allowincell="f" style="position:absolute;left:8112;top:923;width:1003;height:285;mso-wrap-style:none;v-text-anchor:middle;rotation:332" type="_x0000_t13" path="l-2147483635,-2147483631l-2147483635,0l-2147483622,-2147483632l-2147483635,-2147483623l-2147483635,-2147483629l0,-2147483629xe">
+                <v:shape id="shape_0" stroked="t" o:allowincell="f" style="position:absolute;left:8113;top:922;width:1002;height:284;mso-wrap-style:none;v-text-anchor:middle;rotation:332" type="_x0000_t13" path="l-2147483635,-2147483631l-2147483635,0l-2147483622,-2147483632l-2147483635,-2147483623l-2147483635,-2147483629l0,-2147483629xe">
                   <v:fill o:detectmouseclick="t" on="false"/>
                   <v:stroke color="#3465a4" joinstyle="round" endcap="flat"/>
                   <w10:wrap type="square" side="largest"/>
                 </v:shape>
-                <v:shape id="shape_0" stroked="t" o:allowincell="f" style="position:absolute;left:8302;top:2985;width:1003;height:284;mso-wrap-style:none;v-text-anchor:middle;rotation:25" type="_x0000_t13" path="l-2147483635,-2147483631l-2147483635,0l-2147483622,-2147483632l-2147483635,-2147483623l-2147483635,-2147483629l0,-2147483629xe">
+                <v:shape id="shape_0" stroked="t" o:allowincell="f" style="position:absolute;left:8302;top:2985;width:1002;height:283;mso-wrap-style:none;v-text-anchor:middle;rotation:25" type="_x0000_t13" path="l-2147483635,-2147483631l-2147483635,0l-2147483622,-2147483632l-2147483635,-2147483623l-2147483635,-2147483629l0,-2147483629xe">
                   <v:fill o:detectmouseclick="t" on="false"/>
                   <v:stroke color="#3465a4" joinstyle="round" endcap="flat"/>
                   <w10:wrap type="square" side="largest"/>
                 </v:shape>
-                <v:rect id="shape_0" stroked="f" o:allowincell="f" style="position:absolute;left:7712;top:632;width:1005;height:370;mso-wrap-style:square;v-text-anchor:top">
+                <v:rect id="shape_0" stroked="f" o:allowincell="f" style="position:absolute;left:7712;top:632;width:1004;height:369;mso-wrap-style:square;v-text-anchor:top">
                   <v:fill o:detectmouseclick="t" on="false"/>
                   <v:stroke color="#3465a4" joinstyle="round" endcap="flat"/>
                   <v:textbox>
@@ -1541,7 +1524,7 @@
                       <w:p>
                         <w:pPr>
                           <w:pStyle w:val="Normal"/>
-                          <w:overflowPunct w:val="false"/>
+                          <w:overflowPunct w:val="true"/>
                           <w:spacing w:lineRule="auto" w:line="240" w:before="0" w:after="0"/>
                           <w:ind w:hanging="0" w:start="0" w:end="0"/>
                           <w:rPr/>
@@ -1575,7 +1558,7 @@
                   </v:textbox>
                   <w10:wrap type="square" side="largest"/>
                 </v:rect>
-                <v:rect id="shape_0" stroked="f" o:allowincell="f" style="position:absolute;left:8257;top:3223;width:683;height:370;mso-wrap-style:square;v-text-anchor:top">
+                <v:rect id="shape_0" stroked="f" o:allowincell="f" style="position:absolute;left:8257;top:3223;width:682;height:369;mso-wrap-style:square;v-text-anchor:top">
                   <v:fill o:detectmouseclick="t" on="false"/>
                   <v:stroke color="#3465a4" joinstyle="round" endcap="flat"/>
                   <v:textbox>
@@ -1583,7 +1566,7 @@
                       <w:p>
                         <w:pPr>
                           <w:pStyle w:val="Normal"/>
-                          <w:overflowPunct w:val="false"/>
+                          <w:overflowPunct w:val="true"/>
                           <w:spacing w:lineRule="auto" w:line="240" w:before="0" w:after="0"/>
                           <w:ind w:hanging="0" w:start="0" w:end="0"/>
                           <w:rPr/>
@@ -1617,7 +1600,7 @@
                   </v:textbox>
                   <w10:wrap type="square" side="largest"/>
                 </v:rect>
-                <v:rect id="shape_0" stroked="f" o:allowincell="f" style="position:absolute;left:5409;top:1501;width:1180;height:370;mso-wrap-style:square;v-text-anchor:top">
+                <v:rect id="shape_0" stroked="f" o:allowincell="f" style="position:absolute;left:5409;top:1501;width:1179;height:369;mso-wrap-style:square;v-text-anchor:top">
                   <v:fill o:detectmouseclick="t" on="false"/>
                   <v:stroke color="#3465a4" joinstyle="round" endcap="flat"/>
                   <v:textbox>
@@ -1625,7 +1608,7 @@
                       <w:p>
                         <w:pPr>
                           <w:pStyle w:val="Normal"/>
-                          <w:overflowPunct w:val="false"/>
+                          <w:overflowPunct w:val="true"/>
                           <w:spacing w:lineRule="auto" w:line="240" w:before="0" w:after="0"/>
                           <w:ind w:hanging="0" w:start="0" w:end="0"/>
                           <w:rPr/>
@@ -1659,7 +1642,7 @@
                   </v:textbox>
                   <w10:wrap type="square" side="largest"/>
                 </v:rect>
-                <v:rect id="shape_0" stroked="f" o:allowincell="f" style="position:absolute;left:2104;top:1501;width:805;height:370;mso-wrap-style:square;v-text-anchor:top">
+                <v:rect id="shape_0" stroked="f" o:allowincell="f" style="position:absolute;left:2104;top:1501;width:804;height:369;mso-wrap-style:square;v-text-anchor:top">
                   <v:fill o:detectmouseclick="t" on="false"/>
                   <v:stroke color="#3465a4" joinstyle="round" endcap="flat"/>
                   <v:textbox>
@@ -1667,7 +1650,7 @@
                       <w:p>
                         <w:pPr>
                           <w:pStyle w:val="Normal"/>
-                          <w:overflowPunct w:val="false"/>
+                          <w:overflowPunct w:val="true"/>
                           <w:spacing w:lineRule="auto" w:line="240" w:before="0" w:after="0"/>
                           <w:ind w:hanging="0" w:start="0" w:end="0"/>
                           <w:rPr/>
@@ -4883,8 +4866,8 @@
       <w:szCs w:val="36"/>
     </w:rPr>
   </w:style>
-  <w:style w:type="character" w:styleId="Bullets">
-    <w:name w:val="Bullets"/>
+  <w:style w:type="character" w:styleId="Bulletsuser">
+    <w:name w:val="Bullets (user)"/>
     <w:qFormat/>
     <w:rPr>
       <w:rFonts w:ascii="OpenSymbol" w:hAnsi="OpenSymbol" w:eastAsia="OpenSymbol" w:cs="OpenSymbol"/>
@@ -4903,8 +4886,8 @@
       <w:bCs/>
     </w:rPr>
   </w:style>
-  <w:style w:type="character" w:styleId="Bulletsuser">
-    <w:name w:val="Bullets (user)"/>
+  <w:style w:type="character" w:styleId="Bullets">
+    <w:name w:val="Bullets"/>
     <w:qFormat/>
     <w:rPr>
       <w:rFonts w:ascii="OpenSymbol" w:hAnsi="OpenSymbol" w:eastAsia="OpenSymbol" w:cs="OpenSymbol"/>
@@ -5033,6 +5016,13 @@
       <w:lang w:val="en-US" w:eastAsia="zh-CN" w:bidi="hi-IN"/>
     </w:rPr>
   </w:style>
+  <w:style w:type="paragraph" w:styleId="FrameContentsuser">
+    <w:name w:val="Frame Contents (user)"/>
+    <w:basedOn w:val="Normal"/>
+    <w:qFormat/>
+    <w:pPr/>
+    <w:rPr/>
+  </w:style>
   <w:style w:type="paragraph" w:styleId="FrameContents">
     <w:name w:val="Frame Contents"/>
     <w:basedOn w:val="Normal"/>
